--- a/docassemble/RIHealthCarePowerOfAttorneyMinor/data/templates/ridurableminorwithfields_next_steps.docx
+++ b/docassemble/RIHealthCarePowerOfAttorneyMinor/data/templates/ridurableminorwithfields_next_steps.docx
@@ -1,62 +1,102 @@
 
 <file path=word/document.xml><?xml version="1.0" encoding="utf-8"?>
-<w:document xmlns:wpc="http://schemas.microsoft.com/office/word/2010/wordprocessingCanvas" xmlns:cx="http://schemas.microsoft.com/office/drawing/2014/chartex" xmlns:cx1="http://schemas.microsoft.com/office/drawing/2015/9/8/chartex" xmlns:cx2="http://schemas.microsoft.com/office/drawing/2015/10/21/chartex" xmlns:cx3="http://schemas.microsoft.com/office/drawing/2016/5/9/chartex" xmlns:cx4="http://schemas.microsoft.com/office/drawing/2016/5/10/chartex" xmlns:cx5="http://schemas.microsoft.com/office/drawing/2016/5/11/chartex" xmlns:cx6="http://schemas.microsoft.com/office/drawing/2016/5/12/chartex" xmlns:cx7="http://schemas.microsoft.com/office/drawing/2016/5/13/chartex" xmlns:cx8="http://schemas.microsoft.com/office/drawing/2016/5/14/chartex" xmlns:mc="http://schemas.openxmlformats.org/markup-compatibility/2006" xmlns:aink="http://schemas.microsoft.com/office/drawing/2016/ink" xmlns:am3d="http://schemas.microsoft.com/office/drawing/2017/model3d" xmlns:o="urn:schemas-microsoft-com:office:office" xmlns:r="http://schemas.openxmlformats.org/officeDocument/2006/relationships" xmlns:m="http://schemas.openxmlformats.org/officeDocument/2006/math" xmlns:v="urn:schemas-microsoft-com:vml" xmlns:wp14="http://schemas.microsoft.com/office/word/2010/wordprocessingDrawing" xmlns:wp="http://schemas.openxmlformats.org/drawingml/2006/wordprocessingDrawing" xmlns:w10="urn:schemas-microsoft-com:office:word" xmlns:w="http://schemas.openxmlformats.org/wordprocessingml/2006/main" xmlns:w14="http://schemas.microsoft.com/office/word/2010/wordml" xmlns:w15="http://schemas.microsoft.com/office/word/2012/wordml" xmlns:w16cid="http://schemas.microsoft.com/office/word/2016/wordml/cid" xmlns:w16se="http://schemas.microsoft.com/office/word/2015/wordml/symex" xmlns:wpg="http://schemas.microsoft.com/office/word/2010/wordprocessingGroup" xmlns:wpi="http://schemas.microsoft.com/office/word/2010/wordprocessingInk" xmlns:wne="http://schemas.microsoft.com/office/word/2006/wordml" xmlns:wps="http://schemas.microsoft.com/office/word/2010/wordprocessingShape" mc:Ignorable="w14 w15 w16se w16cid wp14">
+<w:document xmlns:wpc="http://schemas.microsoft.com/office/word/2010/wordprocessingCanvas" xmlns:cx="http://schemas.microsoft.com/office/drawing/2014/chartex" xmlns:cx1="http://schemas.microsoft.com/office/drawing/2015/9/8/chartex" xmlns:cx2="http://schemas.microsoft.com/office/drawing/2015/10/21/chartex" xmlns:cx3="http://schemas.microsoft.com/office/drawing/2016/5/9/chartex" xmlns:cx4="http://schemas.microsoft.com/office/drawing/2016/5/10/chartex" xmlns:cx5="http://schemas.microsoft.com/office/drawing/2016/5/11/chartex" xmlns:cx6="http://schemas.microsoft.com/office/drawing/2016/5/12/chartex" xmlns:cx7="http://schemas.microsoft.com/office/drawing/2016/5/13/chartex" xmlns:cx8="http://schemas.microsoft.com/office/drawing/2016/5/14/chartex" xmlns:mc="http://schemas.openxmlformats.org/markup-compatibility/2006" xmlns:m="http://schemas.openxmlformats.org/officeDocument/2006/math" xmlns:aink="http://schemas.microsoft.com/office/drawing/2016/ink" xmlns:am3d="http://schemas.microsoft.com/office/drawing/2017/model3d" xmlns:oel="http://schemas.microsoft.com/office/2019/extlst" xmlns:r="http://schemas.openxmlformats.org/officeDocument/2006/relationships" xmlns:wp14="http://schemas.microsoft.com/office/word/2010/wordprocessingDrawing" xmlns:wp="http://schemas.openxmlformats.org/drawingml/2006/wordprocessingDrawing" xmlns:wpg="http://schemas.microsoft.com/office/word/2010/wordprocessingGroup" xmlns:wpi="http://schemas.microsoft.com/office/word/2010/wordprocessingInk" xmlns:wps="http://schemas.microsoft.com/office/word/2010/wordprocessingShape" xmlns:o="urn:schemas-microsoft-com:office:office" xmlns:v="urn:schemas-microsoft-com:vml" xmlns:w10="urn:schemas-microsoft-com:office:word" xmlns:w="http://schemas.openxmlformats.org/wordprocessingml/2006/main" xmlns:w14="http://schemas.microsoft.com/office/word/2010/wordml" xmlns:w15="http://schemas.microsoft.com/office/word/2012/wordml" xmlns:w16cex="http://schemas.microsoft.com/office/word/2018/wordml/cex" xmlns:w16cid="http://schemas.microsoft.com/office/word/2016/wordml/cid" xmlns:w16="http://schemas.microsoft.com/office/word/2018/wordml" xmlns:w16sdtdh="http://schemas.microsoft.com/office/word/2020/wordml/sdtdatahash" xmlns:w16sdtfl="http://schemas.microsoft.com/office/word/2024/wordml/sdtformatlock" xmlns:w16se="http://schemas.microsoft.com/office/word/2015/wordml/symex" xmlns:w16du="http://schemas.microsoft.com/office/word/2023/wordml/word16du" xmlns:wne="http://schemas.microsoft.com/office/word/2006/wordml" mc:Ignorable="w14 w15 w16se w16cid w16 w16cex w16sdtdh w16sdtfl w16du wp14">
   <w:background w:color="FFFFFF"/>
   <w:body>
     <w:p>
       <w:pPr>
         <w:pStyle w:val="Title"/>
-      </w:pPr>
-      <w:r>
-        <w:t>{{ al_next_steps_intro_prompt }}</w:t>
+        <w:rPr>
+          <w:rFonts w:ascii="Times New Roman" w:hAnsi="Times New Roman" w:cs="Times New Roman"/>
+        </w:rPr>
+      </w:pPr>
+      <w:r>
+        <w:rPr>
+          <w:rFonts w:ascii="Times New Roman" w:hAnsi="Times New Roman" w:cs="Times New Roman"/>
+        </w:rPr>
+        <w:t xml:space="preserve">{{ </w:t>
+      </w:r>
+      <w:r>
+        <w:rPr>
+          <w:rFonts w:ascii="Times New Roman" w:hAnsi="Times New Roman" w:cs="Times New Roman"/>
+          <w:shd w:val="clear" w:color="auto" w:fill="C7E1DD"/>
+        </w:rPr>
+        <w:t>al_next_steps_intro_prompt</w:t>
+      </w:r>
+      <w:r>
+        <w:rPr>
+          <w:rFonts w:ascii="Times New Roman" w:hAnsi="Times New Roman" w:cs="Times New Roman"/>
+        </w:rPr>
+        <w:t xml:space="preserve"> }}</w:t>
       </w:r>
     </w:p>
     <w:p>
       <w:pPr>
         <w:rPr>
+          <w:rFonts w:ascii="Times New Roman" w:hAnsi="Times New Roman" w:cs="Times New Roman"/>
           <w:b/>
           <w:bCs/>
         </w:rPr>
       </w:pPr>
     </w:p>
     <w:p>
-      <w:r>
-        <w:t xml:space="preserve">Congratulations </w:t>
-      </w:r>
-      <w:r>
-        <w:t>{_{ users }_}</w:t>
-      </w:r>
-      <w:r>
-        <w:t>! You have finished all the forms you need to {{ al_next_s</w:t>
-      </w:r>
-      <w:r>
-        <w:t>t</w:t>
-      </w:r>
-      <w:r>
-        <w:t>eps_intro_prompt }}. The rest of the pages </w:t>
-      </w:r>
-      <w:r>
-        <w:t>in this packet are your complet</w:t>
-      </w:r>
-      <w:r>
-        <w:t xml:space="preserve">ed</w:t>
-      </w:r>
-      <w:r>
-        <w:rPr>
-          <w:rStyle w:val="pl-s"/>
-        </w:rPr>
-        <w:t> {{ al_next_steps_document_title }}</w:t>
-      </w:r>
-      <w:bookmarkStart w:id="0" w:name="_GoBack"/>
-      <w:bookmarkEnd w:id="0"/>
-      <w:r>
-        <w:t xml:space="preserve">.</w:t>
+      <w:pPr>
+        <w:rPr>
+          <w:rFonts w:ascii="Times New Roman" w:hAnsi="Times New Roman" w:cs="Times New Roman"/>
+        </w:rPr>
+      </w:pPr>
+      <w:r>
+        <w:rPr>
+          <w:rFonts w:ascii="Times New Roman" w:hAnsi="Times New Roman" w:cs="Times New Roman"/>
+        </w:rPr>
+        <w:t xml:space="preserve">Congratulations {{users}}! You have finished all the forms you need to {{ </w:t>
+      </w:r>
+      <w:r>
+        <w:rPr>
+          <w:rFonts w:ascii="Times New Roman" w:hAnsi="Times New Roman" w:cs="Times New Roman"/>
+          <w:shd w:val="clear" w:color="auto" w:fill="C7E1DD"/>
+        </w:rPr>
+        <w:t>al_next_steps_intro_prompt</w:t>
+      </w:r>
+      <w:r>
+        <w:rPr>
+          <w:rFonts w:ascii="Times New Roman" w:hAnsi="Times New Roman" w:cs="Times New Roman"/>
+        </w:rPr>
+        <w:t xml:space="preserve"> }}. The rest of the pages in this packet are your completed {{ </w:t>
+      </w:r>
+      <w:r>
+        <w:rPr>
+          <w:rFonts w:ascii="Times New Roman" w:hAnsi="Times New Roman" w:cs="Times New Roman"/>
+          <w:shd w:val="clear" w:color="auto" w:fill="C7E1DD"/>
+        </w:rPr>
+        <w:t>al_next_steps_document_title</w:t>
+      </w:r>
+      <w:r>
+        <w:rPr>
+          <w:rFonts w:ascii="Times New Roman" w:hAnsi="Times New Roman" w:cs="Times New Roman"/>
+        </w:rPr>
+        <w:t xml:space="preserve"> }}.</w:t>
       </w:r>
     </w:p>
-    <w:p/>
     <w:p>
       <w:pPr>
+        <w:rPr>
+          <w:rFonts w:ascii="Times New Roman" w:hAnsi="Times New Roman" w:cs="Times New Roman"/>
+        </w:rPr>
+      </w:pPr>
+    </w:p>
+    <w:p>
+      <w:pPr>
+        <w:rPr>
+          <w:rFonts w:ascii="Times New Roman" w:hAnsi="Times New Roman" w:cs="Times New Roman"/>
+        </w:rPr>
         <w:sectPr>
+          <w:headerReference w:type="even" r:id="rId7"/>
+          <w:headerReference w:type="default" r:id="rId8"/>
+          <w:footerReference w:type="even" r:id="rId9"/>
+          <w:footerReference w:type="default" r:id="rId10"/>
+          <w:headerReference w:type="first" r:id="rId11"/>
+          <w:footerReference w:type="first" r:id="rId12"/>
           <w:pgSz w:w="12240" w:h="15840"/>
           <w:pgMar w:top="720" w:right="720" w:bottom="720" w:left="720" w:header="0" w:footer="0" w:gutter="0"/>
           <w:pgNumType w:start="1"/>
@@ -70,10 +110,16 @@
     <w:p>
       <w:pPr>
         <w:pStyle w:val="Heading2"/>
-      </w:pPr>
-      <w:bookmarkStart w:id="1" w:name="_yntzxzfdh9ya"/>
-      <w:bookmarkEnd w:id="1"/>
-      <w:r>
+        <w:rPr>
+          <w:rFonts w:ascii="Times New Roman" w:hAnsi="Times New Roman" w:cs="Times New Roman"/>
+        </w:rPr>
+      </w:pPr>
+      <w:bookmarkStart w:id="0" w:name="_yntzxzfdh9ya"/>
+      <w:bookmarkEnd w:id="0"/>
+      <w:r>
+        <w:rPr>
+          <w:rFonts w:ascii="Times New Roman" w:hAnsi="Times New Roman" w:cs="Times New Roman"/>
+        </w:rPr>
         <w:t>Next steps</w:t>
       </w:r>
     </w:p>
@@ -87,6 +133,7 @@
         <w:suppressAutoHyphens/>
         <w:snapToGrid w:val="0"/>
         <w:rPr>
+          <w:rFonts w:ascii="Times New Roman" w:hAnsi="Times New Roman" w:cs="Times New Roman"/>
           <w14:textOutline w14:w="9525" w14:cap="rnd" w14:cmpd="sng" w14:algn="ctr">
             <w14:noFill/>
             <w14:prstDash w14:val="solid"/>
@@ -96,53 +143,37 @@
       </w:pPr>
       <w:r>
         <w:rPr>
+          <w:rFonts w:ascii="Times New Roman" w:hAnsi="Times New Roman" w:cs="Times New Roman"/>
           <w14:textOutline w14:w="9525" w14:cap="rnd" w14:cmpd="sng" w14:algn="ctr">
             <w14:noFill/>
             <w14:prstDash w14:val="solid"/>
             <w14:bevel/>
           </w14:textOutline>
         </w:rPr>
-        <w:t xml:space="preserve">Deliver a copy to </w:t>
-      </w:r>
-      <w:r>
-        <w:rPr>
+        <w:t xml:space="preserve">Deliver a copy to {{ </w:t>
+      </w:r>
+      <w:r>
+        <w:rPr>
+          <w:rFonts w:ascii="Times New Roman" w:hAnsi="Times New Roman" w:cs="Times New Roman"/>
+          <w:shd w:val="clear" w:color="auto" w:fill="C7E1DD"/>
           <w14:textOutline w14:w="9525" w14:cap="rnd" w14:cmpd="sng" w14:algn="ctr">
             <w14:noFill/>
             <w14:prstDash w14:val="solid"/>
             <w14:bevel/>
           </w14:textOutline>
         </w:rPr>
-        <w:t xml:space="preserve">{_{ </w:t>
-      </w:r>
-      <w:r>
-        <w:rPr>
+        <w:t>caregivers</w:t>
+      </w:r>
+      <w:r>
+        <w:rPr>
+          <w:rFonts w:ascii="Times New Roman" w:hAnsi="Times New Roman" w:cs="Times New Roman"/>
           <w14:textOutline w14:w="9525" w14:cap="rnd" w14:cmpd="sng" w14:algn="ctr">
             <w14:noFill/>
             <w14:prstDash w14:val="solid"/>
             <w14:bevel/>
           </w14:textOutline>
         </w:rPr>
-        <w:t xml:space="preserve">showifdef('other_parties[0]') </w:t>
-      </w:r>
-      <w:r>
-        <w:rPr>
-          <w14:textOutline w14:w="9525" w14:cap="rnd" w14:cmpd="sng" w14:algn="ctr">
-            <w14:noFill/>
-            <w14:prstDash w14:val="solid"/>
-            <w14:bevel/>
-          </w14:textOutline>
-        </w:rPr>
-        <w:t>}_}</w:t>
-      </w:r>
-      <w:r>
-        <w:rPr>
-          <w14:textOutline w14:w="9525" w14:cap="rnd" w14:cmpd="sng" w14:algn="ctr">
-            <w14:noFill/>
-            <w14:prstDash w14:val="solid"/>
-            <w14:bevel/>
-          </w14:textOutline>
-        </w:rPr>
-        <w:t xml:space="preserve"> or their attorney.</w:t>
+        <w:t xml:space="preserve"> }} or their attorney.</w:t>
       </w:r>
     </w:p>
     <w:p>
@@ -155,6 +186,7 @@
         <w:suppressAutoHyphens/>
         <w:snapToGrid w:val="0"/>
         <w:rPr>
+          <w:rFonts w:ascii="Times New Roman" w:hAnsi="Times New Roman" w:cs="Times New Roman"/>
           <w:b/>
           <w:bCs/>
           <w14:textOutline w14:w="9525" w14:cap="rnd" w14:cmpd="sng" w14:algn="ctr">
@@ -166,6 +198,7 @@
       </w:pPr>
       <w:r>
         <w:rPr>
+          <w:rFonts w:ascii="Times New Roman" w:hAnsi="Times New Roman" w:cs="Times New Roman"/>
           <w:b/>
           <w:bCs/>
           <w14:textOutline w14:w="9525" w14:cap="rnd" w14:cmpd="sng" w14:algn="ctr">
@@ -176,6 +209,19 @@
         </w:rPr>
         <w:t>Keep a copy for yourself.</w:t>
       </w:r>
+      <w:r>
+        <w:rPr>
+          <w:rFonts w:ascii="Times New Roman" w:hAnsi="Times New Roman" w:cs="Times New Roman"/>
+          <w:b/>
+          <w:bCs/>
+          <w14:textOutline w14:w="9525" w14:cap="rnd" w14:cmpd="sng" w14:algn="ctr">
+            <w14:noFill/>
+            <w14:prstDash w14:val="solid"/>
+            <w14:bevel/>
+          </w14:textOutline>
+        </w:rPr>
+        <w:t xml:space="preserve"> Do not sign the form yet.</w:t>
+      </w:r>
     </w:p>
     <w:p>
       <w:pPr>
@@ -186,6 +232,7 @@
         </w:numPr>
         <w:snapToGrid w:val="0"/>
         <w:rPr>
+          <w:rFonts w:ascii="Times New Roman" w:hAnsi="Times New Roman" w:cs="Times New Roman"/>
           <w14:textOutline w14:w="9525" w14:cap="rnd" w14:cmpd="sng" w14:algn="ctr">
             <w14:noFill/>
             <w14:prstDash w14:val="solid"/>
@@ -195,209 +242,285 @@
       </w:pPr>
       <w:r>
         <w:rPr>
+          <w:rFonts w:ascii="Times New Roman" w:hAnsi="Times New Roman" w:cs="Times New Roman"/>
           <w14:textOutline w14:w="9525" w14:cap="rnd" w14:cmpd="sng" w14:algn="ctr">
             <w14:noFill/>
             <w14:prstDash w14:val="solid"/>
             <w14:bevel/>
           </w14:textOutline>
         </w:rPr>
-        <w:t xml:space="preserve">Wait for a response from </w:t>
-      </w:r>
-      <w:r>
-        <w:rPr>
+        <w:t>Find a notary</w:t>
+      </w:r>
+    </w:p>
+    <w:p>
+      <w:pPr>
+        <w:pStyle w:val="Heading2"/>
+        <w:rPr>
+          <w:rFonts w:ascii="Times New Roman" w:hAnsi="Times New Roman" w:cs="Times New Roman"/>
+        </w:rPr>
+      </w:pPr>
+      <w:bookmarkStart w:id="1" w:name="_4szgtqe6ov1h"/>
+      <w:bookmarkEnd w:id="1"/>
+      <w:r>
+        <w:rPr>
+          <w:rFonts w:ascii="Times New Roman" w:hAnsi="Times New Roman" w:cs="Times New Roman"/>
+        </w:rPr>
+        <w:t>What happens next?</w:t>
+      </w:r>
+    </w:p>
+    <w:p>
+      <w:pPr>
+        <w:pStyle w:val="NumberedList"/>
+        <w:numPr>
+          <w:ilvl w:val="0"/>
+          <w:numId w:val="3"/>
+        </w:numPr>
+        <w:rPr>
+          <w:rFonts w:ascii="Times New Roman" w:hAnsi="Times New Roman" w:cs="Times New Roman"/>
+        </w:rPr>
+      </w:pPr>
+      <w:r>
+        <w:rPr>
+          <w:rFonts w:ascii="Times New Roman" w:hAnsi="Times New Roman" w:cs="Times New Roman"/>
+        </w:rPr>
+        <w:t xml:space="preserve">Look over the forms below, one more time. Make sure everything is correct. </w:t>
+      </w:r>
+    </w:p>
+    <w:p>
+      <w:pPr>
+        <w:pStyle w:val="NumberedList"/>
+        <w:numPr>
+          <w:ilvl w:val="0"/>
+          <w:numId w:val="3"/>
+        </w:numPr>
+        <w:rPr>
+          <w:rFonts w:ascii="Times New Roman" w:hAnsi="Times New Roman" w:cs="Times New Roman"/>
+        </w:rPr>
+      </w:pPr>
+      <w:r>
+        <w:rPr>
+          <w:rFonts w:ascii="Times New Roman" w:hAnsi="Times New Roman" w:cs="Times New Roman"/>
+        </w:rPr>
+        <w:t xml:space="preserve">{%p </w:t>
+      </w:r>
+      <w:r>
+        <w:rPr>
+          <w:rFonts w:ascii="Times New Roman" w:hAnsi="Times New Roman" w:cs="Times New Roman"/>
+          <w:shd w:val="clear" w:color="auto" w:fill="C7E1DD"/>
+        </w:rPr>
+        <w:t>if al_next_steps_enabled and al_next_steps_what_happens_next</w:t>
+      </w:r>
+      <w:r>
+        <w:rPr>
+          <w:rFonts w:ascii="Times New Roman" w:hAnsi="Times New Roman" w:cs="Times New Roman"/>
+        </w:rPr>
+        <w:t xml:space="preserve"> %}</w:t>
+      </w:r>
+    </w:p>
+    <w:p>
+      <w:pPr>
+        <w:pStyle w:val="ListParagraph"/>
+        <w:numPr>
+          <w:ilvl w:val="0"/>
+          <w:numId w:val="3"/>
+        </w:numPr>
+        <w:rPr>
+          <w:rFonts w:ascii="Times New Roman" w:hAnsi="Times New Roman" w:cs="Times New Roman"/>
+        </w:rPr>
+      </w:pPr>
+      <w:r>
+        <w:rPr>
+          <w:rFonts w:ascii="Times New Roman" w:hAnsi="Times New Roman" w:cs="Times New Roman"/>
+        </w:rPr>
+        <w:t xml:space="preserve">{%p </w:t>
+      </w:r>
+      <w:r>
+        <w:rPr>
+          <w:rFonts w:ascii="Times New Roman" w:hAnsi="Times New Roman" w:cs="Times New Roman"/>
+          <w:shd w:val="clear" w:color="auto" w:fill="C7E1DD"/>
+        </w:rPr>
+        <w:t>for line in al_next_steps_what_happens_next.split("\n")</w:t>
+      </w:r>
+      <w:r>
+        <w:rPr>
+          <w:rFonts w:ascii="Times New Roman" w:hAnsi="Times New Roman" w:cs="Times New Roman"/>
+        </w:rPr>
+        <w:t xml:space="preserve"> %}</w:t>
+      </w:r>
+    </w:p>
+    <w:p>
+      <w:pPr>
+        <w:pStyle w:val="ListParagraph"/>
+        <w:numPr>
+          <w:ilvl w:val="0"/>
+          <w:numId w:val="3"/>
+        </w:numPr>
+        <w:rPr>
+          <w:rFonts w:ascii="Times New Roman" w:hAnsi="Times New Roman" w:cs="Times New Roman"/>
+        </w:rPr>
+      </w:pPr>
+      <w:r>
+        <w:rPr>
+          <w:rFonts w:ascii="Times New Roman" w:hAnsi="Times New Roman" w:cs="Times New Roman"/>
+        </w:rPr>
+        <w:t xml:space="preserve">{{ </w:t>
+      </w:r>
+      <w:r>
+        <w:rPr>
+          <w:rFonts w:ascii="Times New Roman" w:hAnsi="Times New Roman" w:cs="Times New Roman"/>
+          <w:shd w:val="clear" w:color="auto" w:fill="FFD966"/>
+        </w:rPr>
+        <w:t>fix_punctuation(line)</w:t>
+      </w:r>
+      <w:r>
+        <w:rPr>
+          <w:rFonts w:ascii="Times New Roman" w:hAnsi="Times New Roman" w:cs="Times New Roman"/>
+        </w:rPr>
+        <w:t xml:space="preserve"> }}</w:t>
+      </w:r>
+    </w:p>
+    <w:p>
+      <w:pPr>
+        <w:pStyle w:val="ListParagraph"/>
+        <w:numPr>
+          <w:ilvl w:val="0"/>
+          <w:numId w:val="3"/>
+        </w:numPr>
+        <w:rPr>
+          <w:rFonts w:ascii="Times New Roman" w:hAnsi="Times New Roman" w:cs="Times New Roman"/>
+        </w:rPr>
+      </w:pPr>
+      <w:r>
+        <w:rPr>
+          <w:rFonts w:ascii="Times New Roman" w:hAnsi="Times New Roman" w:cs="Times New Roman"/>
+        </w:rPr>
+        <w:t xml:space="preserve">{%p </w:t>
+      </w:r>
+      <w:r>
+        <w:rPr>
+          <w:rFonts w:ascii="Times New Roman" w:hAnsi="Times New Roman" w:cs="Times New Roman"/>
+          <w:shd w:val="clear" w:color="auto" w:fill="C7E1DD"/>
+        </w:rPr>
+        <w:t>endfor</w:t>
+      </w:r>
+      <w:r>
+        <w:rPr>
+          <w:rFonts w:ascii="Times New Roman" w:hAnsi="Times New Roman" w:cs="Times New Roman"/>
+        </w:rPr>
+        <w:t xml:space="preserve"> %}</w:t>
+      </w:r>
+    </w:p>
+    <w:p>
+      <w:pPr>
+        <w:pStyle w:val="ListParagraph"/>
+        <w:numPr>
+          <w:ilvl w:val="0"/>
+          <w:numId w:val="3"/>
+        </w:numPr>
+        <w:rPr>
+          <w:rFonts w:ascii="Times New Roman" w:hAnsi="Times New Roman" w:cs="Times New Roman"/>
+        </w:rPr>
+      </w:pPr>
+      <w:r>
+        <w:rPr>
+          <w:rFonts w:ascii="Times New Roman" w:hAnsi="Times New Roman" w:cs="Times New Roman"/>
+        </w:rPr>
+        <w:t xml:space="preserve">{%p </w:t>
+      </w:r>
+      <w:r>
+        <w:rPr>
+          <w:rFonts w:ascii="Times New Roman" w:hAnsi="Times New Roman" w:cs="Times New Roman"/>
+          <w:shd w:val="clear" w:color="auto" w:fill="C7E1DD"/>
+        </w:rPr>
+        <w:t>endif</w:t>
+      </w:r>
+      <w:r>
+        <w:rPr>
+          <w:rFonts w:ascii="Times New Roman" w:hAnsi="Times New Roman" w:cs="Times New Roman"/>
+        </w:rPr>
+        <w:t xml:space="preserve"> %}</w:t>
+      </w:r>
+    </w:p>
+    <w:p>
+      <w:pPr>
+        <w:pStyle w:val="Heading2"/>
+        <w:rPr>
+          <w:rFonts w:ascii="Times New Roman" w:hAnsi="Times New Roman" w:cs="Times New Roman"/>
+        </w:rPr>
+      </w:pPr>
+      <w:bookmarkStart w:id="2" w:name="_7jbtnvplu76"/>
+      <w:bookmarkEnd w:id="2"/>
+      <w:r>
+        <w:rPr>
+          <w:rFonts w:ascii="Times New Roman" w:hAnsi="Times New Roman" w:cs="Times New Roman"/>
+        </w:rPr>
+        <w:t xml:space="preserve">What can </w:t>
+      </w:r>
+      <w:r>
+        <w:rPr>
+          <w:rFonts w:ascii="Times New Roman" w:hAnsi="Times New Roman" w:cs="Times New Roman"/>
+        </w:rPr>
+        <w:t>{</w:t>
+      </w:r>
+      <w:r>
+        <w:rPr>
+          <w:rFonts w:ascii="Times New Roman" w:hAnsi="Times New Roman" w:cs="Times New Roman"/>
+        </w:rPr>
+        <w:t>{caregivers}</w:t>
+      </w:r>
+      <w:r>
+        <w:rPr>
+          <w:rFonts w:ascii="Times New Roman" w:hAnsi="Times New Roman" w:cs="Times New Roman"/>
           <w14:textOutline w14:w="9525" w14:cap="rnd" w14:cmpd="sng" w14:algn="ctr">
             <w14:noFill/>
             <w14:prstDash w14:val="solid"/>
             <w14:bevel/>
           </w14:textOutline>
         </w:rPr>
-        <w:t xml:space="preserve">{_{ </w:t>
-      </w:r>
-      <w:r>
-        <w:rPr>
+        <w:t>}</w:t>
+      </w:r>
+      <w:r>
+        <w:rPr>
+          <w:rFonts w:ascii="Times New Roman" w:hAnsi="Times New Roman" w:cs="Times New Roman"/>
           <w14:textOutline w14:w="9525" w14:cap="rnd" w14:cmpd="sng" w14:algn="ctr">
             <w14:noFill/>
             <w14:prstDash w14:val="solid"/>
             <w14:bevel/>
           </w14:textOutline>
         </w:rPr>
-        <w:t xml:space="preserve">showifdef('other_parties[0]') </w:t>
-      </w:r>
-      <w:r>
-        <w:rPr>
-          <w14:textOutline w14:w="9525" w14:cap="rnd" w14:cmpd="sng" w14:algn="ctr">
-            <w14:noFill/>
-            <w14:prstDash w14:val="solid"/>
-            <w14:bevel/>
-          </w14:textOutline>
-        </w:rPr>
-        <w:t>}_}</w:t>
-      </w:r>
-      <w:r>
-        <w:t>.</w:t>
+        <w:t xml:space="preserve"> </w:t>
+      </w:r>
+      <w:r>
+        <w:rPr>
+          <w:rFonts w:ascii="Times New Roman" w:hAnsi="Times New Roman" w:cs="Times New Roman"/>
+        </w:rPr>
+        <w:t>do?</w:t>
       </w:r>
     </w:p>
     <w:p>
       <w:pPr>
-        <w:pStyle w:val="Heading2"/>
-      </w:pPr>
-      <w:bookmarkStart w:id="2" w:name="_4szgtqe6ov1h"/>
-      <w:bookmarkEnd w:id="2"/>
-      <w:r>
-        <w:t>What happens next?</w:t>
-      </w:r>
-    </w:p>
-    <w:p>
-      <w:pPr>
-        <w:pStyle w:val="NumberedList"/>
-        <w:numPr>
-          <w:ilvl w:val="0"/>
-          <w:numId w:val="3"/>
-        </w:numPr>
-      </w:pPr>
-      <w:r>
-        <w:t xml:space="preserve">Look over the forms below, one more time. Make sure everything is correct. </w:t>
-      </w:r>
-    </w:p>
-    <w:p>
-      <w:pPr>
-        <w:pStyle w:val="NumberedList"/>
-        <w:numPr>
-          <w:ilvl w:val="0"/>
-          <w:numId w:val="3"/>
-        </w:numPr>
-      </w:pPr>
-      <w:r>
-        <w:t xml:space="preserve">{%p if </w:t>
-      </w:r>
-      <w:r>
-        <w:t>al_next_steps_enabled and al_n</w:t>
-      </w:r>
-      <w:r>
-        <w:t xml:space="preserve">ext_s</w:t>
-      </w:r>
-      <w:r>
-        <w:t>teps_what_happens_next %}</w:t>
-      </w:r>
-      <w:r>
-        <w:t xml:space="preserve"/>
-      </w:r>
-    </w:p>
-    <w:p>
-      <w:pPr>
-        <w:pStyle w:val="ListParagraph"/>
-        <w:numPr>
-          <w:ilvl w:val="0"/>
-          <w:numId w:val="3"/>
-        </w:numPr>
-      </w:pPr>
-      <w:r>
-        <w:t xml:space="preserve">{%p for line in </w:t>
-      </w:r>
-      <w:r>
-        <w:t>al_next_steps_what_happens_next.split("\n") %}</w:t>
-      </w:r>
-      <w:r>
-        <w:t/>
-      </w:r>
-    </w:p>
-    <w:p>
-      <w:pPr>
-        <w:pStyle w:val="ListParagraph"/>
-        <w:numPr>
-          <w:ilvl w:val="0"/>
-          <w:numId w:val="3"/>
-        </w:numPr>
-      </w:pPr>
-      <w:r>
-        <w:t>{{ fix_punctuation(line) }}</w:t>
-      </w:r>
-    </w:p>
-    <w:p>
-      <w:pPr>
-        <w:pStyle w:val="ListParagraph"/>
-        <w:numPr>
-          <w:ilvl w:val="0"/>
-          <w:numId w:val="3"/>
-        </w:numPr>
-      </w:pPr>
-      <w:r>
-        <w:t>{%p endfor %}</w:t>
-      </w:r>
-    </w:p>
-    <w:p>
-      <w:pPr>
-        <w:pStyle w:val="ListParagraph"/>
-        <w:numPr>
-          <w:ilvl w:val="0"/>
-          <w:numId w:val="3"/>
-        </w:numPr>
-      </w:pPr>
-      <w:r>
-        <w:t>{%p endif %}</w:t>
-      </w:r>
-    </w:p>
-    <w:p>
-      <w:pPr>
-        <w:pStyle w:val="Heading2"/>
-      </w:pPr>
-      <w:bookmarkStart w:id="3" w:name="_7jbtnvplu76"/>
-      <w:bookmarkEnd w:id="3"/>
-      <w:r>
-        <w:t xml:space="preserve">What can </w:t>
-      </w:r>
-      <w:r>
-        <w:t xml:space="preserve">{_{ </w:t>
-      </w:r>
-      <w:r>
-        <w:rPr>
-          <w14:textOutline w14:w="9525" w14:cap="rnd" w14:cmpd="sng" w14:algn="ctr">
-            <w14:noFill/>
-            <w14:prstDash w14:val="solid"/>
-            <w14:bevel/>
-          </w14:textOutline>
-        </w:rPr>
-        <w:t xml:space="preserve">showifdef('other_parties[0]') </w:t>
-      </w:r>
-      <w:r>
-        <w:rPr>
-          <w14:textOutline w14:w="9525" w14:cap="rnd" w14:cmpd="sng" w14:algn="ctr">
-            <w14:noFill/>
-            <w14:prstDash w14:val="solid"/>
-            <w14:bevel/>
-          </w14:textOutline>
-        </w:rPr>
-        <w:t>}_}</w:t>
-      </w:r>
-      <w:r>
-        <w:rPr>
-          <w14:textOutline w14:w="9525" w14:cap="rnd" w14:cmpd="sng" w14:algn="ctr">
-            <w14:noFill/>
-            <w14:prstDash w14:val="solid"/>
-            <w14:bevel/>
-          </w14:textOutline>
-        </w:rPr>
-        <w:t xml:space="preserve"> </w:t>
-      </w:r>
-      <w:r>
-        <w:t>do?</w:t>
-      </w:r>
-    </w:p>
-    <w:p>
-      <w:r>
-        <w:t xml:space="preserve">{%p if </w:t>
-      </w:r>
-      <w:r>
-        <w:t>al_next_steps_enabled and al_n</w:t>
-      </w:r>
-      <w:r>
-        <w:t xml:space="preserve">ext_s</w:t>
-      </w:r>
-      <w:r>
-        <w:t>teps_what_can_decision_maker_do %}</w:t>
-      </w:r>
-      <w:r>
-        <w:t xml:space="preserve"/>
+        <w:rPr>
+          <w:rFonts w:ascii="Times New Roman" w:hAnsi="Times New Roman" w:cs="Times New Roman"/>
+        </w:rPr>
+      </w:pPr>
+      <w:r>
+        <w:rPr>
+          <w:rFonts w:ascii="Times New Roman" w:hAnsi="Times New Roman" w:cs="Times New Roman"/>
+        </w:rPr>
+        <w:t xml:space="preserve">{%p </w:t>
+      </w:r>
+      <w:r>
+        <w:rPr>
+          <w:rFonts w:ascii="Times New Roman" w:hAnsi="Times New Roman" w:cs="Times New Roman"/>
+          <w:shd w:val="clear" w:color="auto" w:fill="C7E1DD"/>
+        </w:rPr>
+        <w:t>if al_next_steps_enabled and al_next_steps_what_can_decision_maker_do</w:t>
+      </w:r>
+      <w:r>
+        <w:rPr>
+          <w:rFonts w:ascii="Times New Roman" w:hAnsi="Times New Roman" w:cs="Times New Roman"/>
+        </w:rPr>
+        <w:t xml:space="preserve"> %}</w:t>
       </w:r>
     </w:p>
     <w:p>
@@ -408,15 +531,28 @@
           <w:numId w:val="8"/>
         </w:numPr>
         <w:ind w:left="360"/>
-      </w:pPr>
-      <w:r>
-        <w:t xml:space="preserve">{%p for line in </w:t>
-      </w:r>
-      <w:r>
-        <w:t>al_next_steps_what_can_decision_maker_do.split("\n") %}</w:t>
-      </w:r>
-      <w:r>
-        <w:t/>
+        <w:rPr>
+          <w:rFonts w:ascii="Times New Roman" w:hAnsi="Times New Roman" w:cs="Times New Roman"/>
+        </w:rPr>
+      </w:pPr>
+      <w:r>
+        <w:rPr>
+          <w:rFonts w:ascii="Times New Roman" w:hAnsi="Times New Roman" w:cs="Times New Roman"/>
+        </w:rPr>
+        <w:t xml:space="preserve">{%p </w:t>
+      </w:r>
+      <w:r>
+        <w:rPr>
+          <w:rFonts w:ascii="Times New Roman" w:hAnsi="Times New Roman" w:cs="Times New Roman"/>
+          <w:shd w:val="clear" w:color="auto" w:fill="C7E1DD"/>
+        </w:rPr>
+        <w:t>for line in al_next_steps_what_can_decision_maker_do.split("\n")</w:t>
+      </w:r>
+      <w:r>
+        <w:rPr>
+          <w:rFonts w:ascii="Times New Roman" w:hAnsi="Times New Roman" w:cs="Times New Roman"/>
+        </w:rPr>
+        <w:t xml:space="preserve"> %}</w:t>
       </w:r>
     </w:p>
     <w:p>
@@ -427,9 +563,28 @@
           <w:numId w:val="8"/>
         </w:numPr>
         <w:ind w:left="360"/>
-      </w:pPr>
-      <w:r>
-        <w:t>{{ fix_punctuation(line) }}</w:t>
+        <w:rPr>
+          <w:rFonts w:ascii="Times New Roman" w:hAnsi="Times New Roman" w:cs="Times New Roman"/>
+        </w:rPr>
+      </w:pPr>
+      <w:r>
+        <w:rPr>
+          <w:rFonts w:ascii="Times New Roman" w:hAnsi="Times New Roman" w:cs="Times New Roman"/>
+        </w:rPr>
+        <w:t xml:space="preserve">{{ </w:t>
+      </w:r>
+      <w:r>
+        <w:rPr>
+          <w:rFonts w:ascii="Times New Roman" w:hAnsi="Times New Roman" w:cs="Times New Roman"/>
+          <w:shd w:val="clear" w:color="auto" w:fill="FFD966"/>
+        </w:rPr>
+        <w:t>fix_punctuation(line)</w:t>
+      </w:r>
+      <w:r>
+        <w:rPr>
+          <w:rFonts w:ascii="Times New Roman" w:hAnsi="Times New Roman" w:cs="Times New Roman"/>
+        </w:rPr>
+        <w:t xml:space="preserve"> }}</w:t>
       </w:r>
     </w:p>
     <w:p>
@@ -440,262 +595,372 @@
           <w:numId w:val="8"/>
         </w:numPr>
         <w:ind w:left="360"/>
-      </w:pPr>
-      <w:r>
-        <w:t>{%p endfor %}</w:t>
+        <w:rPr>
+          <w:rFonts w:ascii="Times New Roman" w:hAnsi="Times New Roman" w:cs="Times New Roman"/>
+        </w:rPr>
+      </w:pPr>
+      <w:r>
+        <w:rPr>
+          <w:rFonts w:ascii="Times New Roman" w:hAnsi="Times New Roman" w:cs="Times New Roman"/>
+        </w:rPr>
+        <w:t xml:space="preserve">{%p </w:t>
+      </w:r>
+      <w:r>
+        <w:rPr>
+          <w:rFonts w:ascii="Times New Roman" w:hAnsi="Times New Roman" w:cs="Times New Roman"/>
+          <w:shd w:val="clear" w:color="auto" w:fill="C7E1DD"/>
+        </w:rPr>
+        <w:t>endfor</w:t>
+      </w:r>
+      <w:r>
+        <w:rPr>
+          <w:rFonts w:ascii="Times New Roman" w:hAnsi="Times New Roman" w:cs="Times New Roman"/>
+        </w:rPr>
+        <w:t xml:space="preserve"> %}</w:t>
       </w:r>
     </w:p>
     <w:p>
-      <w:r>
-        <w:t>{%p endif %}</w:t>
+      <w:pPr>
+        <w:rPr>
+          <w:rFonts w:ascii="Times New Roman" w:hAnsi="Times New Roman" w:cs="Times New Roman"/>
+        </w:rPr>
+      </w:pPr>
+      <w:r>
+        <w:rPr>
+          <w:rFonts w:ascii="Times New Roman" w:hAnsi="Times New Roman" w:cs="Times New Roman"/>
+        </w:rPr>
+        <w:t xml:space="preserve">{%p </w:t>
+      </w:r>
+      <w:r>
+        <w:rPr>
+          <w:rFonts w:ascii="Times New Roman" w:hAnsi="Times New Roman" w:cs="Times New Roman"/>
+          <w:shd w:val="clear" w:color="auto" w:fill="C7E1DD"/>
+        </w:rPr>
+        <w:t>endif</w:t>
+      </w:r>
+      <w:r>
+        <w:rPr>
+          <w:rFonts w:ascii="Times New Roman" w:hAnsi="Times New Roman" w:cs="Times New Roman"/>
+        </w:rPr>
+        <w:t xml:space="preserve"> %}</w:t>
       </w:r>
     </w:p>
     <w:p>
       <w:pPr>
         <w:pStyle w:val="Heading2"/>
-      </w:pPr>
-      <w:r>
-        <w:t xml:space="preserve">What happens after </w:t>
-      </w:r>
-      <w:r>
-        <w:t xml:space="preserve">{_{ </w:t>
-      </w:r>
-      <w:r>
-        <w:rPr>
-          <w14:textOutline w14:w="9525" w14:cap="rnd" w14:cmpd="sng" w14:algn="ctr">
-            <w14:noFill/>
-            <w14:prstDash w14:val="solid"/>
-            <w14:bevel/>
-          </w14:textOutline>
-        </w:rPr>
-        <w:t xml:space="preserve">showifdef('other_parties[0]') </w:t>
-      </w:r>
-      <w:r>
-        <w:rPr>
-          <w14:textOutline w14:w="9525" w14:cap="rnd" w14:cmpd="sng" w14:algn="ctr">
-            <w14:noFill/>
-            <w14:prstDash w14:val="solid"/>
-            <w14:bevel/>
-          </w14:textOutline>
-        </w:rPr>
-        <w:t>}_}</w:t>
-      </w:r>
-      <w:r>
-        <w:t xml:space="preserve"> </w:t>
-      </w:r>
-      <w:proofErr w:type="gramStart"/>
-      <w:r>
-        <w:t>makes a decision</w:t>
-      </w:r>
-      <w:proofErr w:type="gramEnd"/>
-      <w:r>
-        <w:t>?</w:t>
+        <w:rPr>
+          <w:rFonts w:ascii="Times New Roman" w:hAnsi="Times New Roman" w:cs="Times New Roman"/>
+        </w:rPr>
+      </w:pPr>
+      <w:bookmarkStart w:id="3" w:name="_jpvqkqfibwqh"/>
+      <w:bookmarkStart w:id="4" w:name="_wjzvjugefec1"/>
+      <w:bookmarkEnd w:id="3"/>
+      <w:bookmarkEnd w:id="4"/>
+      <w:r>
+        <w:rPr>
+          <w:rFonts w:ascii="Times New Roman" w:hAnsi="Times New Roman" w:cs="Times New Roman"/>
+        </w:rPr>
+        <w:t>N</w:t>
+      </w:r>
+      <w:r>
+        <w:rPr>
+          <w:rFonts w:ascii="Times New Roman" w:hAnsi="Times New Roman" w:cs="Times New Roman"/>
+        </w:rPr>
+        <w:t>otary Information</w:t>
       </w:r>
     </w:p>
     <w:p>
-      <w:r>
-        <w:t>If the judge decides to grant your appeal:</w:t>
+      <w:pPr>
+        <w:numPr>
+          <w:ilvl w:val="0"/>
+          <w:numId w:val="10"/>
+        </w:numPr>
+        <w:spacing w:after="0"/>
+        <w:textAlignment w:val="center"/>
+        <w:rPr>
+          <w:rFonts w:ascii="Times New Roman" w:eastAsia="Times New Roman" w:hAnsi="Times New Roman" w:cs="Times New Roman"/>
+          <w:sz w:val="22"/>
+          <w:szCs w:val="22"/>
+          <w:lang w:val="en-US"/>
+        </w:rPr>
+      </w:pPr>
+      <w:r>
+        <w:rPr>
+          <w:rFonts w:ascii="Times New Roman" w:eastAsia="Times New Roman" w:hAnsi="Times New Roman" w:cs="Times New Roman"/>
+          <w:sz w:val="22"/>
+          <w:szCs w:val="22"/>
+          <w:lang w:val="en-US"/>
+        </w:rPr>
+        <w:t>Community Action Partnership of Providence (CAPP)</w:t>
       </w:r>
     </w:p>
     <w:p>
-      <w:r>
-        <w:t xml:space="preserve">{%p if </w:t>
-      </w:r>
-      <w:r>
-        <w:t>al_next_steps_enabled and al_n</w:t>
-      </w:r>
-      <w:r>
-        <w:t xml:space="preserve">ext_s</w:t>
-      </w:r>
-      <w:r>
-        <w:t>teps_what_can_decision_maker_do %}</w:t>
-      </w:r>
-      <w:r>
-        <w:t xml:space="preserve"/>
+      <w:pPr>
+        <w:numPr>
+          <w:ilvl w:val="0"/>
+          <w:numId w:val="10"/>
+        </w:numPr>
+        <w:spacing w:after="0"/>
+        <w:textAlignment w:val="center"/>
+        <w:rPr>
+          <w:rFonts w:ascii="Times New Roman" w:eastAsia="Times New Roman" w:hAnsi="Times New Roman" w:cs="Times New Roman"/>
+          <w:sz w:val="22"/>
+          <w:szCs w:val="22"/>
+          <w:lang w:val="en-US"/>
+        </w:rPr>
+      </w:pPr>
+      <w:r>
+        <w:rPr>
+          <w:rFonts w:ascii="Times New Roman" w:eastAsia="Times New Roman" w:hAnsi="Times New Roman" w:cs="Times New Roman"/>
+          <w:sz w:val="22"/>
+          <w:szCs w:val="22"/>
+          <w:lang w:val="en-US"/>
+        </w:rPr>
+        <w:t>Public libraries near you</w:t>
       </w:r>
     </w:p>
     <w:p>
       <w:pPr>
-        <w:pStyle w:val="ListParagraph"/>
         <w:numPr>
           <w:ilvl w:val="0"/>
-          <w:numId w:val="9"/>
+          <w:numId w:val="10"/>
         </w:numPr>
-        <w:ind w:left="360"/>
-      </w:pPr>
-      <w:r>
-        <w:t xml:space="preserve">{%p for line in </w:t>
-      </w:r>
-      <w:r>
-        <w:t>al_next_steps_what_happens_if_i_win.split("\n") %}</w:t>
-      </w:r>
-      <w:r>
-        <w:t/>
+        <w:spacing w:after="0"/>
+        <w:textAlignment w:val="center"/>
+        <w:rPr>
+          <w:rFonts w:ascii="Times New Roman" w:eastAsia="Times New Roman" w:hAnsi="Times New Roman" w:cs="Times New Roman"/>
+          <w:sz w:val="22"/>
+          <w:szCs w:val="22"/>
+          <w:lang w:val="en-US"/>
+        </w:rPr>
+      </w:pPr>
+      <w:r>
+        <w:rPr>
+          <w:rFonts w:ascii="Times New Roman" w:eastAsia="Times New Roman" w:hAnsi="Times New Roman" w:cs="Times New Roman"/>
+          <w:sz w:val="22"/>
+          <w:szCs w:val="22"/>
+          <w:lang w:val="en-US"/>
+        </w:rPr>
+        <w:t>Bank with which you have a bank account</w:t>
       </w:r>
     </w:p>
     <w:p>
       <w:pPr>
-        <w:pStyle w:val="ListParagraph"/>
         <w:numPr>
           <w:ilvl w:val="0"/>
-          <w:numId w:val="9"/>
+          <w:numId w:val="10"/>
         </w:numPr>
-        <w:ind w:left="360"/>
-      </w:pPr>
-      <w:r>
-        <w:t>{{ fix_punctuation(line) }}</w:t>
+        <w:spacing w:after="0"/>
+        <w:textAlignment w:val="center"/>
+        <w:rPr>
+          <w:rFonts w:ascii="Times New Roman" w:eastAsia="Times New Roman" w:hAnsi="Times New Roman" w:cs="Times New Roman"/>
+          <w:sz w:val="22"/>
+          <w:szCs w:val="22"/>
+          <w:lang w:val="en-US"/>
+        </w:rPr>
+      </w:pPr>
+      <w:r>
+        <w:rPr>
+          <w:rFonts w:ascii="Times New Roman" w:eastAsia="Times New Roman" w:hAnsi="Times New Roman" w:cs="Times New Roman"/>
+          <w:sz w:val="22"/>
+          <w:szCs w:val="22"/>
+          <w:lang w:val="en-US"/>
+        </w:rPr>
+        <w:t>United Way of Rhode Island (Dial 2-1-1) - they will be able to direct you to notary services and language services</w:t>
       </w:r>
     </w:p>
     <w:p>
       <w:pPr>
-        <w:pStyle w:val="ListParagraph"/>
-        <w:numPr>
-          <w:ilvl w:val="0"/>
-          <w:numId w:val="9"/>
-        </w:numPr>
-        <w:ind w:left="360"/>
-      </w:pPr>
-      <w:r>
-        <w:t>{%p endfor %}</w:t>
+        <w:pStyle w:val="Heading2"/>
+        <w:keepNext/>
+        <w:rPr>
+          <w:rFonts w:ascii="Times New Roman" w:hAnsi="Times New Roman" w:cs="Times New Roman"/>
+        </w:rPr>
+      </w:pPr>
+      <w:r>
+        <w:rPr>
+          <w:rFonts w:ascii="Times New Roman" w:hAnsi="Times New Roman" w:cs="Times New Roman"/>
+        </w:rPr>
+        <w:t>Learn more</w:t>
       </w:r>
     </w:p>
     <w:p>
-      <w:r>
-        <w:t>{%p endif %}</w:t>
+      <w:pPr>
+        <w:keepNext/>
+        <w:rPr>
+          <w:rFonts w:ascii="Times New Roman" w:hAnsi="Times New Roman" w:cs="Times New Roman"/>
+        </w:rPr>
+      </w:pPr>
+      <w:r>
+        <w:rPr>
+          <w:rFonts w:ascii="Times New Roman" w:hAnsi="Times New Roman" w:cs="Times New Roman"/>
+        </w:rPr>
+        <w:t xml:space="preserve">{%p </w:t>
+      </w:r>
+      <w:r>
+        <w:rPr>
+          <w:rFonts w:ascii="Times New Roman" w:hAnsi="Times New Roman" w:cs="Times New Roman"/>
+          <w:shd w:val="clear" w:color="auto" w:fill="C7E1DD"/>
+        </w:rPr>
+        <w:t>if al_next_steps_enabled</w:t>
+      </w:r>
+      <w:r>
+        <w:rPr>
+          <w:rFonts w:ascii="Times New Roman" w:hAnsi="Times New Roman" w:cs="Times New Roman"/>
+        </w:rPr>
+        <w:t xml:space="preserve"> %}</w:t>
       </w:r>
     </w:p>
     <w:p>
       <w:pPr>
-        <w:rPr>
+        <w:keepNext/>
+        <w:rPr>
+          <w:rFonts w:ascii="Times New Roman" w:hAnsi="Times New Roman" w:cs="Times New Roman"/>
           <w:b/>
         </w:rPr>
       </w:pPr>
+      <w:r>
+        <w:rPr>
+          <w:rFonts w:ascii="Times New Roman" w:hAnsi="Times New Roman" w:cs="Times New Roman"/>
+        </w:rPr>
+        <w:t xml:space="preserve">Visit {{ </w:t>
+      </w:r>
+      <w:r>
+        <w:rPr>
+          <w:rFonts w:ascii="Times New Roman" w:hAnsi="Times New Roman" w:cs="Times New Roman"/>
+          <w:shd w:val="clear" w:color="auto" w:fill="FFD966"/>
+        </w:rPr>
+        <w:t>al_next_steps_help_url</w:t>
+      </w:r>
+      <w:r>
+        <w:rPr>
+          <w:rFonts w:ascii="Times New Roman" w:hAnsi="Times New Roman" w:cs="Times New Roman"/>
+        </w:rPr>
+        <w:t xml:space="preserve"> }}</w:t>
+      </w:r>
     </w:p>
     <w:p>
-      <w:r>
-        <w:rPr>
-          <w:b/>
-        </w:rPr>
-        <w:t xml:space="preserve">Read </w:t>
-      </w:r>
-      <w:r>
-        <w:t>the response as soon as you get it. If you have questions, {{ al_next_steps_help_organization or "Your local legal aid" }} may be able to help you more.</w:t>
+      <w:pPr>
+        <w:keepNext/>
+        <w:rPr>
+          <w:rFonts w:ascii="Times New Roman" w:hAnsi="Times New Roman" w:cs="Times New Roman"/>
+        </w:rPr>
+      </w:pPr>
+      <w:r>
+        <w:rPr>
+          <w:rFonts w:ascii="Times New Roman" w:hAnsi="Times New Roman" w:cs="Times New Roman"/>
+        </w:rPr>
+        <w:t xml:space="preserve">{%p </w:t>
+      </w:r>
+      <w:r>
+        <w:rPr>
+          <w:rFonts w:ascii="Times New Roman" w:hAnsi="Times New Roman" w:cs="Times New Roman"/>
+          <w:shd w:val="clear" w:color="auto" w:fill="C7E1DD"/>
+        </w:rPr>
+        <w:t>endif</w:t>
+      </w:r>
+      <w:r>
+        <w:rPr>
+          <w:rFonts w:ascii="Times New Roman" w:hAnsi="Times New Roman" w:cs="Times New Roman"/>
+        </w:rPr>
+        <w:t xml:space="preserve"> %} </w:t>
       </w:r>
     </w:p>
     <w:p>
       <w:pPr>
-        <w:pStyle w:val="Heading2"/>
+        <w:pStyle w:val="Footer"/>
         <w:keepNext/>
-      </w:pPr>
-      <w:bookmarkStart w:id="4" w:name="_jpvqkqfibwqh"/>
-      <w:bookmarkStart w:id="5" w:name="_wjzvjugefec1"/>
-      <w:bookmarkEnd w:id="4"/>
-      <w:bookmarkEnd w:id="5"/>
-      <w:r>
-        <w:t>Learn more</w:t>
+        <w:rPr>
+          <w:rFonts w:ascii="Times New Roman" w:hAnsi="Times New Roman" w:cs="Times New Roman"/>
+        </w:rPr>
+      </w:pPr>
+      <w:r>
+        <w:rPr>
+          <w:rFonts w:ascii="Times New Roman" w:hAnsi="Times New Roman" w:cs="Times New Roman"/>
+        </w:rPr>
+        <w:t xml:space="preserve">{%p </w:t>
+      </w:r>
+      <w:r>
+        <w:rPr>
+          <w:rFonts w:ascii="Times New Roman" w:hAnsi="Times New Roman" w:cs="Times New Roman"/>
+          <w:shd w:val="clear" w:color="auto" w:fill="C7E1DD"/>
+        </w:rPr>
+        <w:t>if al_next_steps_generate_qr_code</w:t>
+      </w:r>
+      <w:r>
+        <w:rPr>
+          <w:rFonts w:ascii="Times New Roman" w:hAnsi="Times New Roman" w:cs="Times New Roman"/>
+        </w:rPr>
+        <w:t xml:space="preserve"> %}</w:t>
       </w:r>
     </w:p>
     <w:p>
       <w:pPr>
         <w:keepNext/>
-      </w:pPr>
-      <w:r>
-        <w:t xml:space="preserve">{%p if </w:t>
-      </w:r>
-      <w:r>
-        <w:t>al_next_steps_enabled %}</w:t>
-      </w:r>
-      <w:r>
-        <w:t xml:space="preserve"/>
+        <w:rPr>
+          <w:rFonts w:ascii="Times New Roman" w:hAnsi="Times New Roman" w:cs="Times New Roman"/>
+        </w:rPr>
+      </w:pPr>
+      <w:r>
+        <w:rPr>
+          <w:rFonts w:ascii="Times New Roman" w:hAnsi="Times New Roman" w:cs="Times New Roman"/>
+        </w:rPr>
+        <w:t>or use the QR code below:</w:t>
       </w:r>
     </w:p>
     <w:p>
       <w:pPr>
         <w:keepNext/>
-        <w:rPr>
-          <w:b/>
-        </w:rPr>
-      </w:pPr>
-      <w:r>
-        <w:t xml:space="preserve">Visit </w:t>
-      </w:r>
-      <w:r>
-        <w:rPr>
-          <w:b/>
-        </w:rPr>
-        <w:t>{{ al_next_steps_help_url }}</w:t>
+        <w:jc w:val="center"/>
+        <w:rPr>
+          <w:rFonts w:ascii="Times New Roman" w:hAnsi="Times New Roman" w:cs="Times New Roman"/>
+        </w:rPr>
+      </w:pPr>
+      <w:r>
+        <w:rPr>
+          <w:rFonts w:ascii="Times New Roman" w:hAnsi="Times New Roman" w:cs="Times New Roman"/>
+        </w:rPr>
+        <w:t xml:space="preserve">{{p </w:t>
+      </w:r>
+      <w:r>
+        <w:rPr>
+          <w:rFonts w:ascii="Times New Roman" w:hAnsi="Times New Roman" w:cs="Times New Roman"/>
+          <w:shd w:val="clear" w:color="auto" w:fill="FFD966"/>
+        </w:rPr>
+        <w:t>qr_code(al_next_steps_help_url, width="1in", alt_text="al_next_steps_help_url") | markdown</w:t>
+      </w:r>
+      <w:r>
+        <w:rPr>
+          <w:rFonts w:ascii="Times New Roman" w:hAnsi="Times New Roman" w:cs="Times New Roman"/>
+        </w:rPr>
+        <w:t xml:space="preserve"> }}</w:t>
       </w:r>
     </w:p>
     <w:p>
       <w:pPr>
         <w:keepNext/>
-      </w:pPr>
-      <w:r>
-        <w:t xml:space="preserve">{%p endif %} </w:t>
-      </w:r>
-    </w:p>
-    <w:p>
-      <w:pPr>
-        <w:pStyle w:val="Footer"/>
-        <w:keepNext/>
-      </w:pPr>
-      <w:r>
-        <w:t>{%</w:t>
-      </w:r>
-      <w:r>
-        <w:t>p</w:t>
-      </w:r>
-      <w:r>
-        <w:t xml:space="preserve"> if al_next_steps_generate_qr_code %}</w:t>
-      </w:r>
-    </w:p>
-    <w:p>
-      <w:pPr>
-        <w:keepNext/>
-      </w:pPr>
-      <w:r>
-        <w:t>or use the QR code below:</w:t>
-      </w:r>
-    </w:p>
-    <w:p>
-      <w:pPr>
-        <w:keepNext/>
-        <w:jc w:val="center"/>
-      </w:pPr>
-      <w:r>
-        <w:t>{</w:t>
-      </w:r>
-      <w:r>
-        <w:t>{p</w:t>
-      </w:r>
-      <w:r>
-        <w:t xml:space="preserve"> qr_code(al_next_steps_help_url, width</w:t>
-      </w:r>
-      <w:r>
-        <w:t>="1in", alt_text="al_next</w:t>
-      </w:r>
-      <w:r>
-        <w:t>_steps_help_url") | markdown </w:t>
-      </w:r>
-      <w:r>
-        <w:t>}</w:t>
-      </w:r>
-      <w:r>
-        <w:t>}</w:t>
-      </w:r>
-      <w:r>
-        <w:t xml:space="preserve"/>
-      </w:r>
-      <w:r>
-        <w:t/>
-      </w:r>
-    </w:p>
-    <w:p>
-      <w:pPr>
-        <w:keepNext/>
-      </w:pPr>
-      <w:r>
-        <w:t>{%p endif %}</w:t>
+        <w:rPr>
+          <w:rFonts w:ascii="Times New Roman" w:hAnsi="Times New Roman" w:cs="Times New Roman"/>
+        </w:rPr>
+      </w:pPr>
+      <w:r>
+        <w:rPr>
+          <w:rFonts w:ascii="Times New Roman" w:hAnsi="Times New Roman" w:cs="Times New Roman"/>
+        </w:rPr>
+        <w:t xml:space="preserve">{%p </w:t>
+      </w:r>
+      <w:r>
+        <w:rPr>
+          <w:rFonts w:ascii="Times New Roman" w:hAnsi="Times New Roman" w:cs="Times New Roman"/>
+          <w:shd w:val="clear" w:color="auto" w:fill="C7E1DD"/>
+        </w:rPr>
+        <w:t>endif</w:t>
+      </w:r>
+      <w:r>
+        <w:rPr>
+          <w:rFonts w:ascii="Times New Roman" w:hAnsi="Times New Roman" w:cs="Times New Roman"/>
+        </w:rPr>
+        <w:t xml:space="preserve"> %}</w:t>
       </w:r>
     </w:p>
     <w:sectPr>
@@ -711,7 +976,7 @@
 </file>
 
 <file path=word/endnotes.xml><?xml version="1.0" encoding="utf-8"?>
-<w:endnotes xmlns:wpc="http://schemas.microsoft.com/office/word/2010/wordprocessingCanvas" xmlns:cx="http://schemas.microsoft.com/office/drawing/2014/chartex" xmlns:cx1="http://schemas.microsoft.com/office/drawing/2015/9/8/chartex" xmlns:cx2="http://schemas.microsoft.com/office/drawing/2015/10/21/chartex" xmlns:cx3="http://schemas.microsoft.com/office/drawing/2016/5/9/chartex" xmlns:cx4="http://schemas.microsoft.com/office/drawing/2016/5/10/chartex" xmlns:cx5="http://schemas.microsoft.com/office/drawing/2016/5/11/chartex" xmlns:cx6="http://schemas.microsoft.com/office/drawing/2016/5/12/chartex" xmlns:cx7="http://schemas.microsoft.com/office/drawing/2016/5/13/chartex" xmlns:cx8="http://schemas.microsoft.com/office/drawing/2016/5/14/chartex" xmlns:mc="http://schemas.openxmlformats.org/markup-compatibility/2006" xmlns:aink="http://schemas.microsoft.com/office/drawing/2016/ink" xmlns:am3d="http://schemas.microsoft.com/office/drawing/2017/model3d" xmlns:o="urn:schemas-microsoft-com:office:office" xmlns:r="http://schemas.openxmlformats.org/officeDocument/2006/relationships" xmlns:m="http://schemas.openxmlformats.org/officeDocument/2006/math" xmlns:v="urn:schemas-microsoft-com:vml" xmlns:wp14="http://schemas.microsoft.com/office/word/2010/wordprocessingDrawing" xmlns:wp="http://schemas.openxmlformats.org/drawingml/2006/wordprocessingDrawing" xmlns:w10="urn:schemas-microsoft-com:office:word" xmlns:w="http://schemas.openxmlformats.org/wordprocessingml/2006/main" xmlns:w14="http://schemas.microsoft.com/office/word/2010/wordml" xmlns:w15="http://schemas.microsoft.com/office/word/2012/wordml" xmlns:w16cid="http://schemas.microsoft.com/office/word/2016/wordml/cid" xmlns:w16se="http://schemas.microsoft.com/office/word/2015/wordml/symex" xmlns:wpg="http://schemas.microsoft.com/office/word/2010/wordprocessingGroup" xmlns:wpi="http://schemas.microsoft.com/office/word/2010/wordprocessingInk" xmlns:wne="http://schemas.microsoft.com/office/word/2006/wordml" xmlns:wps="http://schemas.microsoft.com/office/word/2010/wordprocessingShape" mc:Ignorable="w14 w15 w16se w16cid wp14">
+<w:endnotes xmlns:wpc="http://schemas.microsoft.com/office/word/2010/wordprocessingCanvas" xmlns:cx="http://schemas.microsoft.com/office/drawing/2014/chartex" xmlns:cx1="http://schemas.microsoft.com/office/drawing/2015/9/8/chartex" xmlns:cx2="http://schemas.microsoft.com/office/drawing/2015/10/21/chartex" xmlns:cx3="http://schemas.microsoft.com/office/drawing/2016/5/9/chartex" xmlns:cx4="http://schemas.microsoft.com/office/drawing/2016/5/10/chartex" xmlns:cx5="http://schemas.microsoft.com/office/drawing/2016/5/11/chartex" xmlns:cx6="http://schemas.microsoft.com/office/drawing/2016/5/12/chartex" xmlns:cx7="http://schemas.microsoft.com/office/drawing/2016/5/13/chartex" xmlns:cx8="http://schemas.microsoft.com/office/drawing/2016/5/14/chartex" xmlns:mc="http://schemas.openxmlformats.org/markup-compatibility/2006" xmlns:m="http://schemas.openxmlformats.org/officeDocument/2006/math" xmlns:aink="http://schemas.microsoft.com/office/drawing/2016/ink" xmlns:am3d="http://schemas.microsoft.com/office/drawing/2017/model3d" xmlns:oel="http://schemas.microsoft.com/office/2019/extlst" xmlns:r="http://schemas.openxmlformats.org/officeDocument/2006/relationships" xmlns:wp14="http://schemas.microsoft.com/office/word/2010/wordprocessingDrawing" xmlns:wp="http://schemas.openxmlformats.org/drawingml/2006/wordprocessingDrawing" xmlns:wpg="http://schemas.microsoft.com/office/word/2010/wordprocessingGroup" xmlns:wpi="http://schemas.microsoft.com/office/word/2010/wordprocessingInk" xmlns:wps="http://schemas.microsoft.com/office/word/2010/wordprocessingShape" xmlns:o="urn:schemas-microsoft-com:office:office" xmlns:v="urn:schemas-microsoft-com:vml" xmlns:w10="urn:schemas-microsoft-com:office:word" xmlns:w="http://schemas.openxmlformats.org/wordprocessingml/2006/main" xmlns:w14="http://schemas.microsoft.com/office/word/2010/wordml" xmlns:w15="http://schemas.microsoft.com/office/word/2012/wordml" xmlns:w16cex="http://schemas.microsoft.com/office/word/2018/wordml/cex" xmlns:w16cid="http://schemas.microsoft.com/office/word/2016/wordml/cid" xmlns:w16="http://schemas.microsoft.com/office/word/2018/wordml" xmlns:w16sdtdh="http://schemas.microsoft.com/office/word/2020/wordml/sdtdatahash" xmlns:w16sdtfl="http://schemas.microsoft.com/office/word/2024/wordml/sdtformatlock" xmlns:w16se="http://schemas.microsoft.com/office/word/2015/wordml/symex" xmlns:w16du="http://schemas.microsoft.com/office/word/2023/wordml/word16du" xmlns:wne="http://schemas.microsoft.com/office/word/2006/wordml" mc:Ignorable="w14 w15 w16se w16cid w16 w16cex w16sdtdh w16sdtfl w16du wp14">
   <w:endnote w:type="separator" w:id="-1">
     <w:p>
       <w:pPr>
@@ -735,8 +1000,38 @@
 </w:endnotes>
 </file>
 
+<file path=word/footer1.xml><?xml version="1.0" encoding="utf-8"?>
+<w:ftr xmlns:wpc="http://schemas.microsoft.com/office/word/2010/wordprocessingCanvas" xmlns:cx="http://schemas.microsoft.com/office/drawing/2014/chartex" xmlns:cx1="http://schemas.microsoft.com/office/drawing/2015/9/8/chartex" xmlns:cx2="http://schemas.microsoft.com/office/drawing/2015/10/21/chartex" xmlns:cx3="http://schemas.microsoft.com/office/drawing/2016/5/9/chartex" xmlns:cx4="http://schemas.microsoft.com/office/drawing/2016/5/10/chartex" xmlns:cx5="http://schemas.microsoft.com/office/drawing/2016/5/11/chartex" xmlns:cx6="http://schemas.microsoft.com/office/drawing/2016/5/12/chartex" xmlns:cx7="http://schemas.microsoft.com/office/drawing/2016/5/13/chartex" xmlns:cx8="http://schemas.microsoft.com/office/drawing/2016/5/14/chartex" xmlns:mc="http://schemas.openxmlformats.org/markup-compatibility/2006" xmlns:m="http://schemas.openxmlformats.org/officeDocument/2006/math" xmlns:aink="http://schemas.microsoft.com/office/drawing/2016/ink" xmlns:am3d="http://schemas.microsoft.com/office/drawing/2017/model3d" xmlns:oel="http://schemas.microsoft.com/office/2019/extlst" xmlns:r="http://schemas.openxmlformats.org/officeDocument/2006/relationships" xmlns:wp14="http://schemas.microsoft.com/office/word/2010/wordprocessingDrawing" xmlns:wp="http://schemas.openxmlformats.org/drawingml/2006/wordprocessingDrawing" xmlns:wpg="http://schemas.microsoft.com/office/word/2010/wordprocessingGroup" xmlns:wpi="http://schemas.microsoft.com/office/word/2010/wordprocessingInk" xmlns:wps="http://schemas.microsoft.com/office/word/2010/wordprocessingShape" xmlns:o="urn:schemas-microsoft-com:office:office" xmlns:v="urn:schemas-microsoft-com:vml" xmlns:w10="urn:schemas-microsoft-com:office:word" xmlns:w="http://schemas.openxmlformats.org/wordprocessingml/2006/main" xmlns:w14="http://schemas.microsoft.com/office/word/2010/wordml" xmlns:w15="http://schemas.microsoft.com/office/word/2012/wordml" xmlns:w16cex="http://schemas.microsoft.com/office/word/2018/wordml/cex" xmlns:w16cid="http://schemas.microsoft.com/office/word/2016/wordml/cid" xmlns:w16="http://schemas.microsoft.com/office/word/2018/wordml" xmlns:w16sdtdh="http://schemas.microsoft.com/office/word/2020/wordml/sdtdatahash" xmlns:w16sdtfl="http://schemas.microsoft.com/office/word/2024/wordml/sdtformatlock" xmlns:w16se="http://schemas.microsoft.com/office/word/2015/wordml/symex" xmlns:w16du="http://schemas.microsoft.com/office/word/2023/wordml/word16du" xmlns:wne="http://schemas.microsoft.com/office/word/2006/wordml" mc:Ignorable="w14 w15 w16se w16cid w16 w16cex w16sdtdh w16sdtfl w16du wp14">
+  <w:p>
+    <w:pPr>
+      <w:pStyle w:val="Footer"/>
+    </w:pPr>
+  </w:p>
+</w:ftr>
+</file>
+
+<file path=word/footer2.xml><?xml version="1.0" encoding="utf-8"?>
+<w:ftr xmlns:wpc="http://schemas.microsoft.com/office/word/2010/wordprocessingCanvas" xmlns:cx="http://schemas.microsoft.com/office/drawing/2014/chartex" xmlns:cx1="http://schemas.microsoft.com/office/drawing/2015/9/8/chartex" xmlns:cx2="http://schemas.microsoft.com/office/drawing/2015/10/21/chartex" xmlns:cx3="http://schemas.microsoft.com/office/drawing/2016/5/9/chartex" xmlns:cx4="http://schemas.microsoft.com/office/drawing/2016/5/10/chartex" xmlns:cx5="http://schemas.microsoft.com/office/drawing/2016/5/11/chartex" xmlns:cx6="http://schemas.microsoft.com/office/drawing/2016/5/12/chartex" xmlns:cx7="http://schemas.microsoft.com/office/drawing/2016/5/13/chartex" xmlns:cx8="http://schemas.microsoft.com/office/drawing/2016/5/14/chartex" xmlns:mc="http://schemas.openxmlformats.org/markup-compatibility/2006" xmlns:m="http://schemas.openxmlformats.org/officeDocument/2006/math" xmlns:aink="http://schemas.microsoft.com/office/drawing/2016/ink" xmlns:am3d="http://schemas.microsoft.com/office/drawing/2017/model3d" xmlns:oel="http://schemas.microsoft.com/office/2019/extlst" xmlns:r="http://schemas.openxmlformats.org/officeDocument/2006/relationships" xmlns:wp14="http://schemas.microsoft.com/office/word/2010/wordprocessingDrawing" xmlns:wp="http://schemas.openxmlformats.org/drawingml/2006/wordprocessingDrawing" xmlns:wpg="http://schemas.microsoft.com/office/word/2010/wordprocessingGroup" xmlns:wpi="http://schemas.microsoft.com/office/word/2010/wordprocessingInk" xmlns:wps="http://schemas.microsoft.com/office/word/2010/wordprocessingShape" xmlns:o="urn:schemas-microsoft-com:office:office" xmlns:v="urn:schemas-microsoft-com:vml" xmlns:w10="urn:schemas-microsoft-com:office:word" xmlns:w="http://schemas.openxmlformats.org/wordprocessingml/2006/main" xmlns:w14="http://schemas.microsoft.com/office/word/2010/wordml" xmlns:w15="http://schemas.microsoft.com/office/word/2012/wordml" xmlns:w16cex="http://schemas.microsoft.com/office/word/2018/wordml/cex" xmlns:w16cid="http://schemas.microsoft.com/office/word/2016/wordml/cid" xmlns:w16="http://schemas.microsoft.com/office/word/2018/wordml" xmlns:w16sdtdh="http://schemas.microsoft.com/office/word/2020/wordml/sdtdatahash" xmlns:w16sdtfl="http://schemas.microsoft.com/office/word/2024/wordml/sdtformatlock" xmlns:w16se="http://schemas.microsoft.com/office/word/2015/wordml/symex" xmlns:w16du="http://schemas.microsoft.com/office/word/2023/wordml/word16du" xmlns:wne="http://schemas.microsoft.com/office/word/2006/wordml" mc:Ignorable="w14 w15 w16se w16cid w16 w16cex w16sdtdh w16sdtfl w16du wp14">
+  <w:p>
+    <w:pPr>
+      <w:pStyle w:val="Footer"/>
+    </w:pPr>
+  </w:p>
+</w:ftr>
+</file>
+
+<file path=word/footer3.xml><?xml version="1.0" encoding="utf-8"?>
+<w:ftr xmlns:wpc="http://schemas.microsoft.com/office/word/2010/wordprocessingCanvas" xmlns:cx="http://schemas.microsoft.com/office/drawing/2014/chartex" xmlns:cx1="http://schemas.microsoft.com/office/drawing/2015/9/8/chartex" xmlns:cx2="http://schemas.microsoft.com/office/drawing/2015/10/21/chartex" xmlns:cx3="http://schemas.microsoft.com/office/drawing/2016/5/9/chartex" xmlns:cx4="http://schemas.microsoft.com/office/drawing/2016/5/10/chartex" xmlns:cx5="http://schemas.microsoft.com/office/drawing/2016/5/11/chartex" xmlns:cx6="http://schemas.microsoft.com/office/drawing/2016/5/12/chartex" xmlns:cx7="http://schemas.microsoft.com/office/drawing/2016/5/13/chartex" xmlns:cx8="http://schemas.microsoft.com/office/drawing/2016/5/14/chartex" xmlns:mc="http://schemas.openxmlformats.org/markup-compatibility/2006" xmlns:m="http://schemas.openxmlformats.org/officeDocument/2006/math" xmlns:aink="http://schemas.microsoft.com/office/drawing/2016/ink" xmlns:am3d="http://schemas.microsoft.com/office/drawing/2017/model3d" xmlns:oel="http://schemas.microsoft.com/office/2019/extlst" xmlns:r="http://schemas.openxmlformats.org/officeDocument/2006/relationships" xmlns:wp14="http://schemas.microsoft.com/office/word/2010/wordprocessingDrawing" xmlns:wp="http://schemas.openxmlformats.org/drawingml/2006/wordprocessingDrawing" xmlns:wpg="http://schemas.microsoft.com/office/word/2010/wordprocessingGroup" xmlns:wpi="http://schemas.microsoft.com/office/word/2010/wordprocessingInk" xmlns:wps="http://schemas.microsoft.com/office/word/2010/wordprocessingShape" xmlns:o="urn:schemas-microsoft-com:office:office" xmlns:v="urn:schemas-microsoft-com:vml" xmlns:w10="urn:schemas-microsoft-com:office:word" xmlns:w="http://schemas.openxmlformats.org/wordprocessingml/2006/main" xmlns:w14="http://schemas.microsoft.com/office/word/2010/wordml" xmlns:w15="http://schemas.microsoft.com/office/word/2012/wordml" xmlns:w16cex="http://schemas.microsoft.com/office/word/2018/wordml/cex" xmlns:w16cid="http://schemas.microsoft.com/office/word/2016/wordml/cid" xmlns:w16="http://schemas.microsoft.com/office/word/2018/wordml" xmlns:w16sdtdh="http://schemas.microsoft.com/office/word/2020/wordml/sdtdatahash" xmlns:w16sdtfl="http://schemas.microsoft.com/office/word/2024/wordml/sdtformatlock" xmlns:w16se="http://schemas.microsoft.com/office/word/2015/wordml/symex" xmlns:w16du="http://schemas.microsoft.com/office/word/2023/wordml/word16du" xmlns:wne="http://schemas.microsoft.com/office/word/2006/wordml" mc:Ignorable="w14 w15 w16se w16cid w16 w16cex w16sdtdh w16sdtfl w16du wp14">
+  <w:p>
+    <w:pPr>
+      <w:pStyle w:val="Footer"/>
+    </w:pPr>
+  </w:p>
+</w:ftr>
+</file>
+
 <file path=word/footnotes.xml><?xml version="1.0" encoding="utf-8"?>
-<w:footnotes xmlns:wpc="http://schemas.microsoft.com/office/word/2010/wordprocessingCanvas" xmlns:cx="http://schemas.microsoft.com/office/drawing/2014/chartex" xmlns:cx1="http://schemas.microsoft.com/office/drawing/2015/9/8/chartex" xmlns:cx2="http://schemas.microsoft.com/office/drawing/2015/10/21/chartex" xmlns:cx3="http://schemas.microsoft.com/office/drawing/2016/5/9/chartex" xmlns:cx4="http://schemas.microsoft.com/office/drawing/2016/5/10/chartex" xmlns:cx5="http://schemas.microsoft.com/office/drawing/2016/5/11/chartex" xmlns:cx6="http://schemas.microsoft.com/office/drawing/2016/5/12/chartex" xmlns:cx7="http://schemas.microsoft.com/office/drawing/2016/5/13/chartex" xmlns:cx8="http://schemas.microsoft.com/office/drawing/2016/5/14/chartex" xmlns:mc="http://schemas.openxmlformats.org/markup-compatibility/2006" xmlns:aink="http://schemas.microsoft.com/office/drawing/2016/ink" xmlns:am3d="http://schemas.microsoft.com/office/drawing/2017/model3d" xmlns:o="urn:schemas-microsoft-com:office:office" xmlns:r="http://schemas.openxmlformats.org/officeDocument/2006/relationships" xmlns:m="http://schemas.openxmlformats.org/officeDocument/2006/math" xmlns:v="urn:schemas-microsoft-com:vml" xmlns:wp14="http://schemas.microsoft.com/office/word/2010/wordprocessingDrawing" xmlns:wp="http://schemas.openxmlformats.org/drawingml/2006/wordprocessingDrawing" xmlns:w10="urn:schemas-microsoft-com:office:word" xmlns:w="http://schemas.openxmlformats.org/wordprocessingml/2006/main" xmlns:w14="http://schemas.microsoft.com/office/word/2010/wordml" xmlns:w15="http://schemas.microsoft.com/office/word/2012/wordml" xmlns:w16cid="http://schemas.microsoft.com/office/word/2016/wordml/cid" xmlns:w16se="http://schemas.microsoft.com/office/word/2015/wordml/symex" xmlns:wpg="http://schemas.microsoft.com/office/word/2010/wordprocessingGroup" xmlns:wpi="http://schemas.microsoft.com/office/word/2010/wordprocessingInk" xmlns:wne="http://schemas.microsoft.com/office/word/2006/wordml" xmlns:wps="http://schemas.microsoft.com/office/word/2010/wordprocessingShape" mc:Ignorable="w14 w15 w16se w16cid wp14">
+<w:footnotes xmlns:wpc="http://schemas.microsoft.com/office/word/2010/wordprocessingCanvas" xmlns:cx="http://schemas.microsoft.com/office/drawing/2014/chartex" xmlns:cx1="http://schemas.microsoft.com/office/drawing/2015/9/8/chartex" xmlns:cx2="http://schemas.microsoft.com/office/drawing/2015/10/21/chartex" xmlns:cx3="http://schemas.microsoft.com/office/drawing/2016/5/9/chartex" xmlns:cx4="http://schemas.microsoft.com/office/drawing/2016/5/10/chartex" xmlns:cx5="http://schemas.microsoft.com/office/drawing/2016/5/11/chartex" xmlns:cx6="http://schemas.microsoft.com/office/drawing/2016/5/12/chartex" xmlns:cx7="http://schemas.microsoft.com/office/drawing/2016/5/13/chartex" xmlns:cx8="http://schemas.microsoft.com/office/drawing/2016/5/14/chartex" xmlns:mc="http://schemas.openxmlformats.org/markup-compatibility/2006" xmlns:m="http://schemas.openxmlformats.org/officeDocument/2006/math" xmlns:aink="http://schemas.microsoft.com/office/drawing/2016/ink" xmlns:am3d="http://schemas.microsoft.com/office/drawing/2017/model3d" xmlns:oel="http://schemas.microsoft.com/office/2019/extlst" xmlns:r="http://schemas.openxmlformats.org/officeDocument/2006/relationships" xmlns:wp14="http://schemas.microsoft.com/office/word/2010/wordprocessingDrawing" xmlns:wp="http://schemas.openxmlformats.org/drawingml/2006/wordprocessingDrawing" xmlns:wpg="http://schemas.microsoft.com/office/word/2010/wordprocessingGroup" xmlns:wpi="http://schemas.microsoft.com/office/word/2010/wordprocessingInk" xmlns:wps="http://schemas.microsoft.com/office/word/2010/wordprocessingShape" xmlns:o="urn:schemas-microsoft-com:office:office" xmlns:v="urn:schemas-microsoft-com:vml" xmlns:w10="urn:schemas-microsoft-com:office:word" xmlns:w="http://schemas.openxmlformats.org/wordprocessingml/2006/main" xmlns:w14="http://schemas.microsoft.com/office/word/2010/wordml" xmlns:w15="http://schemas.microsoft.com/office/word/2012/wordml" xmlns:w16cex="http://schemas.microsoft.com/office/word/2018/wordml/cex" xmlns:w16cid="http://schemas.microsoft.com/office/word/2016/wordml/cid" xmlns:w16="http://schemas.microsoft.com/office/word/2018/wordml" xmlns:w16sdtdh="http://schemas.microsoft.com/office/word/2020/wordml/sdtdatahash" xmlns:w16sdtfl="http://schemas.microsoft.com/office/word/2024/wordml/sdtformatlock" xmlns:w16se="http://schemas.microsoft.com/office/word/2015/wordml/symex" xmlns:w16du="http://schemas.microsoft.com/office/word/2023/wordml/word16du" xmlns:wne="http://schemas.microsoft.com/office/word/2006/wordml" mc:Ignorable="w14 w15 w16se w16cid w16 w16cex w16sdtdh w16sdtfl w16du wp14">
   <w:footnote w:type="separator" w:id="-1">
     <w:p>
       <w:pPr>
@@ -760,110 +1055,52 @@
 </w:footnotes>
 </file>
 
+<file path=word/header1.xml><?xml version="1.0" encoding="utf-8"?>
+<w:hdr xmlns:wpc="http://schemas.microsoft.com/office/word/2010/wordprocessingCanvas" xmlns:cx="http://schemas.microsoft.com/office/drawing/2014/chartex" xmlns:cx1="http://schemas.microsoft.com/office/drawing/2015/9/8/chartex" xmlns:cx2="http://schemas.microsoft.com/office/drawing/2015/10/21/chartex" xmlns:cx3="http://schemas.microsoft.com/office/drawing/2016/5/9/chartex" xmlns:cx4="http://schemas.microsoft.com/office/drawing/2016/5/10/chartex" xmlns:cx5="http://schemas.microsoft.com/office/drawing/2016/5/11/chartex" xmlns:cx6="http://schemas.microsoft.com/office/drawing/2016/5/12/chartex" xmlns:cx7="http://schemas.microsoft.com/office/drawing/2016/5/13/chartex" xmlns:cx8="http://schemas.microsoft.com/office/drawing/2016/5/14/chartex" xmlns:mc="http://schemas.openxmlformats.org/markup-compatibility/2006" xmlns:m="http://schemas.openxmlformats.org/officeDocument/2006/math" xmlns:aink="http://schemas.microsoft.com/office/drawing/2016/ink" xmlns:am3d="http://schemas.microsoft.com/office/drawing/2017/model3d" xmlns:oel="http://schemas.microsoft.com/office/2019/extlst" xmlns:r="http://schemas.openxmlformats.org/officeDocument/2006/relationships" xmlns:wp14="http://schemas.microsoft.com/office/word/2010/wordprocessingDrawing" xmlns:wp="http://schemas.openxmlformats.org/drawingml/2006/wordprocessingDrawing" xmlns:wpg="http://schemas.microsoft.com/office/word/2010/wordprocessingGroup" xmlns:wpi="http://schemas.microsoft.com/office/word/2010/wordprocessingInk" xmlns:wps="http://schemas.microsoft.com/office/word/2010/wordprocessingShape" xmlns:o="urn:schemas-microsoft-com:office:office" xmlns:v="urn:schemas-microsoft-com:vml" xmlns:w10="urn:schemas-microsoft-com:office:word" xmlns:w="http://schemas.openxmlformats.org/wordprocessingml/2006/main" xmlns:w14="http://schemas.microsoft.com/office/word/2010/wordml" xmlns:w15="http://schemas.microsoft.com/office/word/2012/wordml" xmlns:w16cex="http://schemas.microsoft.com/office/word/2018/wordml/cex" xmlns:w16cid="http://schemas.microsoft.com/office/word/2016/wordml/cid" xmlns:w16="http://schemas.microsoft.com/office/word/2018/wordml" xmlns:w16sdtdh="http://schemas.microsoft.com/office/word/2020/wordml/sdtdatahash" xmlns:w16sdtfl="http://schemas.microsoft.com/office/word/2024/wordml/sdtformatlock" xmlns:w16se="http://schemas.microsoft.com/office/word/2015/wordml/symex" xmlns:w16du="http://schemas.microsoft.com/office/word/2023/wordml/word16du" xmlns:wne="http://schemas.microsoft.com/office/word/2006/wordml" mc:Ignorable="w14 w15 w16se w16cid w16 w16cex w16sdtdh w16sdtfl w16du wp14">
+  <w:p>
+    <w:pPr>
+      <w:pStyle w:val="Header"/>
+    </w:pPr>
+  </w:p>
+</w:hdr>
+</file>
+
+<file path=word/header2.xml><?xml version="1.0" encoding="utf-8"?>
+<w:hdr xmlns:wpc="http://schemas.microsoft.com/office/word/2010/wordprocessingCanvas" xmlns:cx="http://schemas.microsoft.com/office/drawing/2014/chartex" xmlns:cx1="http://schemas.microsoft.com/office/drawing/2015/9/8/chartex" xmlns:cx2="http://schemas.microsoft.com/office/drawing/2015/10/21/chartex" xmlns:cx3="http://schemas.microsoft.com/office/drawing/2016/5/9/chartex" xmlns:cx4="http://schemas.microsoft.com/office/drawing/2016/5/10/chartex" xmlns:cx5="http://schemas.microsoft.com/office/drawing/2016/5/11/chartex" xmlns:cx6="http://schemas.microsoft.com/office/drawing/2016/5/12/chartex" xmlns:cx7="http://schemas.microsoft.com/office/drawing/2016/5/13/chartex" xmlns:cx8="http://schemas.microsoft.com/office/drawing/2016/5/14/chartex" xmlns:mc="http://schemas.openxmlformats.org/markup-compatibility/2006" xmlns:m="http://schemas.openxmlformats.org/officeDocument/2006/math" xmlns:aink="http://schemas.microsoft.com/office/drawing/2016/ink" xmlns:am3d="http://schemas.microsoft.com/office/drawing/2017/model3d" xmlns:oel="http://schemas.microsoft.com/office/2019/extlst" xmlns:r="http://schemas.openxmlformats.org/officeDocument/2006/relationships" xmlns:wp14="http://schemas.microsoft.com/office/word/2010/wordprocessingDrawing" xmlns:wp="http://schemas.openxmlformats.org/drawingml/2006/wordprocessingDrawing" xmlns:wpg="http://schemas.microsoft.com/office/word/2010/wordprocessingGroup" xmlns:wpi="http://schemas.microsoft.com/office/word/2010/wordprocessingInk" xmlns:wps="http://schemas.microsoft.com/office/word/2010/wordprocessingShape" xmlns:o="urn:schemas-microsoft-com:office:office" xmlns:v="urn:schemas-microsoft-com:vml" xmlns:w10="urn:schemas-microsoft-com:office:word" xmlns:w="http://schemas.openxmlformats.org/wordprocessingml/2006/main" xmlns:w14="http://schemas.microsoft.com/office/word/2010/wordml" xmlns:w15="http://schemas.microsoft.com/office/word/2012/wordml" xmlns:w16cex="http://schemas.microsoft.com/office/word/2018/wordml/cex" xmlns:w16cid="http://schemas.microsoft.com/office/word/2016/wordml/cid" xmlns:w16="http://schemas.microsoft.com/office/word/2018/wordml" xmlns:w16sdtdh="http://schemas.microsoft.com/office/word/2020/wordml/sdtdatahash" xmlns:w16sdtfl="http://schemas.microsoft.com/office/word/2024/wordml/sdtformatlock" xmlns:w16se="http://schemas.microsoft.com/office/word/2015/wordml/symex" xmlns:w16du="http://schemas.microsoft.com/office/word/2023/wordml/word16du" xmlns:wne="http://schemas.microsoft.com/office/word/2006/wordml" mc:Ignorable="w14 w15 w16se w16cid w16 w16cex w16sdtdh w16sdtfl w16du wp14">
+  <w:p>
+    <w:pPr>
+      <w:pStyle w:val="Header"/>
+    </w:pPr>
+  </w:p>
+</w:hdr>
+</file>
+
+<file path=word/header3.xml><?xml version="1.0" encoding="utf-8"?>
+<w:hdr xmlns:wpc="http://schemas.microsoft.com/office/word/2010/wordprocessingCanvas" xmlns:cx="http://schemas.microsoft.com/office/drawing/2014/chartex" xmlns:cx1="http://schemas.microsoft.com/office/drawing/2015/9/8/chartex" xmlns:cx2="http://schemas.microsoft.com/office/drawing/2015/10/21/chartex" xmlns:cx3="http://schemas.microsoft.com/office/drawing/2016/5/9/chartex" xmlns:cx4="http://schemas.microsoft.com/office/drawing/2016/5/10/chartex" xmlns:cx5="http://schemas.microsoft.com/office/drawing/2016/5/11/chartex" xmlns:cx6="http://schemas.microsoft.com/office/drawing/2016/5/12/chartex" xmlns:cx7="http://schemas.microsoft.com/office/drawing/2016/5/13/chartex" xmlns:cx8="http://schemas.microsoft.com/office/drawing/2016/5/14/chartex" xmlns:mc="http://schemas.openxmlformats.org/markup-compatibility/2006" xmlns:m="http://schemas.openxmlformats.org/officeDocument/2006/math" xmlns:aink="http://schemas.microsoft.com/office/drawing/2016/ink" xmlns:am3d="http://schemas.microsoft.com/office/drawing/2017/model3d" xmlns:oel="http://schemas.microsoft.com/office/2019/extlst" xmlns:r="http://schemas.openxmlformats.org/officeDocument/2006/relationships" xmlns:wp14="http://schemas.microsoft.com/office/word/2010/wordprocessingDrawing" xmlns:wp="http://schemas.openxmlformats.org/drawingml/2006/wordprocessingDrawing" xmlns:wpg="http://schemas.microsoft.com/office/word/2010/wordprocessingGroup" xmlns:wpi="http://schemas.microsoft.com/office/word/2010/wordprocessingInk" xmlns:wps="http://schemas.microsoft.com/office/word/2010/wordprocessingShape" xmlns:o="urn:schemas-microsoft-com:office:office" xmlns:v="urn:schemas-microsoft-com:vml" xmlns:w10="urn:schemas-microsoft-com:office:word" xmlns:w="http://schemas.openxmlformats.org/wordprocessingml/2006/main" xmlns:w14="http://schemas.microsoft.com/office/word/2010/wordml" xmlns:w15="http://schemas.microsoft.com/office/word/2012/wordml" xmlns:w16cex="http://schemas.microsoft.com/office/word/2018/wordml/cex" xmlns:w16cid="http://schemas.microsoft.com/office/word/2016/wordml/cid" xmlns:w16="http://schemas.microsoft.com/office/word/2018/wordml" xmlns:w16sdtdh="http://schemas.microsoft.com/office/word/2020/wordml/sdtdatahash" xmlns:w16sdtfl="http://schemas.microsoft.com/office/word/2024/wordml/sdtformatlock" xmlns:w16se="http://schemas.microsoft.com/office/word/2015/wordml/symex" xmlns:w16du="http://schemas.microsoft.com/office/word/2023/wordml/word16du" xmlns:wne="http://schemas.microsoft.com/office/word/2006/wordml" mc:Ignorable="w14 w15 w16se w16cid w16 w16cex w16sdtdh w16sdtfl w16du wp14">
+  <w:p>
+    <w:pPr>
+      <w:pStyle w:val="Header"/>
+    </w:pPr>
+  </w:p>
+</w:hdr>
+</file>
+
 <file path=word/numbering.xml><?xml version="1.0" encoding="utf-8"?>
-<w:numbering xmlns:wpc="http://schemas.microsoft.com/office/word/2010/wordprocessingCanvas" xmlns:cx="http://schemas.microsoft.com/office/drawing/2014/chartex" xmlns:cx1="http://schemas.microsoft.com/office/drawing/2015/9/8/chartex" xmlns:cx2="http://schemas.microsoft.com/office/drawing/2015/10/21/chartex" xmlns:cx3="http://schemas.microsoft.com/office/drawing/2016/5/9/chartex" xmlns:cx4="http://schemas.microsoft.com/office/drawing/2016/5/10/chartex" xmlns:cx5="http://schemas.microsoft.com/office/drawing/2016/5/11/chartex" xmlns:cx6="http://schemas.microsoft.com/office/drawing/2016/5/12/chartex" xmlns:cx7="http://schemas.microsoft.com/office/drawing/2016/5/13/chartex" xmlns:cx8="http://schemas.microsoft.com/office/drawing/2016/5/14/chartex" xmlns:mc="http://schemas.openxmlformats.org/markup-compatibility/2006" xmlns:aink="http://schemas.microsoft.com/office/drawing/2016/ink" xmlns:am3d="http://schemas.microsoft.com/office/drawing/2017/model3d" xmlns:o="urn:schemas-microsoft-com:office:office" xmlns:r="http://schemas.openxmlformats.org/officeDocument/2006/relationships" xmlns:m="http://schemas.openxmlformats.org/officeDocument/2006/math" xmlns:v="urn:schemas-microsoft-com:vml" xmlns:wp14="http://schemas.microsoft.com/office/word/2010/wordprocessingDrawing" xmlns:wp="http://schemas.openxmlformats.org/drawingml/2006/wordprocessingDrawing" xmlns:w10="urn:schemas-microsoft-com:office:word" xmlns:w="http://schemas.openxmlformats.org/wordprocessingml/2006/main" xmlns:w14="http://schemas.microsoft.com/office/word/2010/wordml" xmlns:w15="http://schemas.microsoft.com/office/word/2012/wordml" xmlns:w16cid="http://schemas.microsoft.com/office/word/2016/wordml/cid" xmlns:w16se="http://schemas.microsoft.com/office/word/2015/wordml/symex" xmlns:wpg="http://schemas.microsoft.com/office/word/2010/wordprocessingGroup" xmlns:wpi="http://schemas.microsoft.com/office/word/2010/wordprocessingInk" xmlns:wne="http://schemas.microsoft.com/office/word/2006/wordml" xmlns:wps="http://schemas.microsoft.com/office/word/2010/wordprocessingShape" mc:Ignorable="w14 w15 w16se w16cid wp14">
+<w:numbering xmlns:wpc="http://schemas.microsoft.com/office/word/2010/wordprocessingCanvas" xmlns:cx="http://schemas.microsoft.com/office/drawing/2014/chartex" xmlns:cx1="http://schemas.microsoft.com/office/drawing/2015/9/8/chartex" xmlns:cx2="http://schemas.microsoft.com/office/drawing/2015/10/21/chartex" xmlns:cx3="http://schemas.microsoft.com/office/drawing/2016/5/9/chartex" xmlns:cx4="http://schemas.microsoft.com/office/drawing/2016/5/10/chartex" xmlns:cx5="http://schemas.microsoft.com/office/drawing/2016/5/11/chartex" xmlns:cx6="http://schemas.microsoft.com/office/drawing/2016/5/12/chartex" xmlns:cx7="http://schemas.microsoft.com/office/drawing/2016/5/13/chartex" xmlns:cx8="http://schemas.microsoft.com/office/drawing/2016/5/14/chartex" xmlns:mc="http://schemas.openxmlformats.org/markup-compatibility/2006" xmlns:m="http://schemas.openxmlformats.org/officeDocument/2006/math" xmlns:aink="http://schemas.microsoft.com/office/drawing/2016/ink" xmlns:am3d="http://schemas.microsoft.com/office/drawing/2017/model3d" xmlns:oel="http://schemas.microsoft.com/office/2019/extlst" xmlns:r="http://schemas.openxmlformats.org/officeDocument/2006/relationships" xmlns:wp14="http://schemas.microsoft.com/office/word/2010/wordprocessingDrawing" xmlns:wp="http://schemas.openxmlformats.org/drawingml/2006/wordprocessingDrawing" xmlns:wpg="http://schemas.microsoft.com/office/word/2010/wordprocessingGroup" xmlns:wpi="http://schemas.microsoft.com/office/word/2010/wordprocessingInk" xmlns:wps="http://schemas.microsoft.com/office/word/2010/wordprocessingShape" xmlns:o="urn:schemas-microsoft-com:office:office" xmlns:v="urn:schemas-microsoft-com:vml" xmlns:w10="urn:schemas-microsoft-com:office:word" xmlns:w="http://schemas.openxmlformats.org/wordprocessingml/2006/main" xmlns:w14="http://schemas.microsoft.com/office/word/2010/wordml" xmlns:w15="http://schemas.microsoft.com/office/word/2012/wordml" xmlns:w16cex="http://schemas.microsoft.com/office/word/2018/wordml/cex" xmlns:w16cid="http://schemas.microsoft.com/office/word/2016/wordml/cid" xmlns:w16="http://schemas.microsoft.com/office/word/2018/wordml" xmlns:w16sdtdh="http://schemas.microsoft.com/office/word/2020/wordml/sdtdatahash" xmlns:w16sdtfl="http://schemas.microsoft.com/office/word/2024/wordml/sdtformatlock" xmlns:w16se="http://schemas.microsoft.com/office/word/2015/wordml/symex" xmlns:w16du="http://schemas.microsoft.com/office/word/2023/wordml/word16du" xmlns:wne="http://schemas.microsoft.com/office/word/2006/wordml" mc:Ignorable="w14 w15 w16se w16cid w16 w16cex w16sdtdh w16sdtfl w16du wp14">
   <w:abstractNum w:abstractNumId="0" w15:restartNumberingAfterBreak="0">
-    <w:nsid w:val="13F848C7"/>
-    <w:multiLevelType w:val="hybridMultilevel"/>
-    <w:tmpl w:val="36AA75D2"/>
-    <w:lvl w:ilvl="0" w:tplc="5FF4A436">
-      <w:start w:val="1"/>
-      <w:numFmt w:val="decimal"/>
-      <w:lvlText w:val="%1."/>
-      <w:lvlJc w:val="left"/>
-      <w:pPr>
-        <w:ind w:left="720" w:hanging="360"/>
-      </w:pPr>
-      <w:rPr>
-        <w:b/>
-      </w:rPr>
-    </w:lvl>
-    <w:lvl w:ilvl="1" w:tplc="04090019" w:tentative="1">
-      <w:start w:val="1"/>
-      <w:numFmt w:val="lowerLetter"/>
-      <w:lvlText w:val="%2."/>
-      <w:lvlJc w:val="left"/>
-      <w:pPr>
-        <w:ind w:left="1440" w:hanging="360"/>
-      </w:pPr>
-    </w:lvl>
-    <w:lvl w:ilvl="2" w:tplc="0409001B" w:tentative="1">
-      <w:start w:val="1"/>
-      <w:numFmt w:val="lowerRoman"/>
-      <w:lvlText w:val="%3."/>
-      <w:lvlJc w:val="right"/>
-      <w:pPr>
-        <w:ind w:left="2160" w:hanging="180"/>
-      </w:pPr>
-    </w:lvl>
-    <w:lvl w:ilvl="3" w:tplc="0409000F" w:tentative="1">
-      <w:start w:val="1"/>
-      <w:numFmt w:val="decimal"/>
-      <w:lvlText w:val="%4."/>
-      <w:lvlJc w:val="left"/>
-      <w:pPr>
-        <w:ind w:left="2880" w:hanging="360"/>
-      </w:pPr>
-    </w:lvl>
-    <w:lvl w:ilvl="4" w:tplc="04090019" w:tentative="1">
-      <w:start w:val="1"/>
-      <w:numFmt w:val="lowerLetter"/>
-      <w:lvlText w:val="%5."/>
-      <w:lvlJc w:val="left"/>
-      <w:pPr>
-        <w:ind w:left="3600" w:hanging="360"/>
-      </w:pPr>
-    </w:lvl>
-    <w:lvl w:ilvl="5" w:tplc="0409001B" w:tentative="1">
-      <w:start w:val="1"/>
-      <w:numFmt w:val="lowerRoman"/>
-      <w:lvlText w:val="%6."/>
-      <w:lvlJc w:val="right"/>
-      <w:pPr>
-        <w:ind w:left="4320" w:hanging="180"/>
-      </w:pPr>
-    </w:lvl>
-    <w:lvl w:ilvl="6" w:tplc="0409000F" w:tentative="1">
-      <w:start w:val="1"/>
-      <w:numFmt w:val="decimal"/>
-      <w:lvlText w:val="%7."/>
-      <w:lvlJc w:val="left"/>
-      <w:pPr>
-        <w:ind w:left="5040" w:hanging="360"/>
-      </w:pPr>
-    </w:lvl>
-    <w:lvl w:ilvl="7" w:tplc="04090019" w:tentative="1">
-      <w:start w:val="1"/>
-      <w:numFmt w:val="lowerLetter"/>
-      <w:lvlText w:val="%8."/>
-      <w:lvlJc w:val="left"/>
-      <w:pPr>
-        <w:ind w:left="5760" w:hanging="360"/>
-      </w:pPr>
-    </w:lvl>
-    <w:lvl w:ilvl="8" w:tplc="0409001B" w:tentative="1">
-      <w:start w:val="1"/>
-      <w:numFmt w:val="lowerRoman"/>
-      <w:lvlText w:val="%9."/>
-      <w:lvlJc w:val="right"/>
-      <w:pPr>
-        <w:ind w:left="6480" w:hanging="180"/>
-      </w:pPr>
-    </w:lvl>
-  </w:abstractNum>
-  <w:abstractNum w:abstractNumId="1" w15:restartNumberingAfterBreak="0">
-    <w:nsid w:val="2AE269F8"/>
+    <w:nsid w:val="06354F7B"/>
     <w:multiLevelType w:val="multilevel"/>
-    <w:tmpl w:val="360CF598"/>
+    <w:tmpl w:val="856E5804"/>
     <w:lvl w:ilvl="0">
       <w:start w:val="1"/>
-      <w:numFmt w:val="decimal"/>
-      <w:lvlText w:val="%1."/>
+      <w:numFmt w:val="bullet"/>
+      <w:lvlText w:val=""/>
       <w:lvlJc w:val="left"/>
       <w:pPr>
         <w:ind w:left="360" w:hanging="360"/>
       </w:pPr>
       <w:rPr>
+        <w:rFonts w:ascii="Symbol" w:hAnsi="Symbol" w:hint="default"/>
         <w:b/>
         <w:bCs w:val="0"/>
         <w:i w:val="0"/>
@@ -970,8 +1207,8 @@
       </w:rPr>
     </w:lvl>
   </w:abstractNum>
-  <w:abstractNum w:abstractNumId="2" w15:restartNumberingAfterBreak="0">
-    <w:nsid w:val="3FFE3326"/>
+  <w:abstractNum w:abstractNumId="1" w15:restartNumberingAfterBreak="0">
+    <w:nsid w:val="13F848C7"/>
     <w:multiLevelType w:val="hybridMultilevel"/>
     <w:tmpl w:val="36AA75D2"/>
     <w:lvl w:ilvl="0" w:tplc="5FF4A436">
@@ -1059,10 +1296,10 @@
       </w:pPr>
     </w:lvl>
   </w:abstractNum>
-  <w:abstractNum w:abstractNumId="3" w15:restartNumberingAfterBreak="0">
-    <w:nsid w:val="401C3456"/>
+  <w:abstractNum w:abstractNumId="2" w15:restartNumberingAfterBreak="0">
+    <w:nsid w:val="2AE269F8"/>
     <w:multiLevelType w:val="multilevel"/>
-    <w:tmpl w:val="0624027E"/>
+    <w:tmpl w:val="360CF598"/>
     <w:lvl w:ilvl="0">
       <w:start w:val="1"/>
       <w:numFmt w:val="decimal"/>
@@ -1178,19 +1415,16 @@
       </w:rPr>
     </w:lvl>
   </w:abstractNum>
-  <w:abstractNum w:abstractNumId="4" w15:restartNumberingAfterBreak="0">
-    <w:nsid w:val="499D4C36"/>
+  <w:abstractNum w:abstractNumId="3" w15:restartNumberingAfterBreak="0">
+    <w:nsid w:val="3ACA1AE7"/>
     <w:multiLevelType w:val="multilevel"/>
-    <w:tmpl w:val="CD502C96"/>
+    <w:tmpl w:val="E0D6FD7A"/>
     <w:lvl w:ilvl="0">
       <w:start w:val="1"/>
       <w:numFmt w:val="decimal"/>
       <w:lvlText w:val="%1."/>
       <w:lvlJc w:val="left"/>
       <w:pPr>
-        <w:tabs>
-          <w:tab w:val="num" w:pos="0"/>
-        </w:tabs>
         <w:ind w:left="360" w:hanging="360"/>
       </w:pPr>
       <w:rPr>
@@ -1208,13 +1442,11 @@
       <w:lvlText w:val=""/>
       <w:lvlJc w:val="left"/>
       <w:pPr>
-        <w:tabs>
-          <w:tab w:val="num" w:pos="0"/>
-        </w:tabs>
         <w:ind w:left="1440" w:hanging="360"/>
       </w:pPr>
       <w:rPr>
         <w:rFonts w:ascii="Wingdings 2" w:hAnsi="Wingdings 2" w:cs="Wingdings 2" w:hint="default"/>
+        <w:u w:val="none"/>
       </w:rPr>
     </w:lvl>
     <w:lvl w:ilvl="2">
@@ -1223,9 +1455,6 @@
       <w:lvlText w:val="%3."/>
       <w:lvlJc w:val="right"/>
       <w:pPr>
-        <w:tabs>
-          <w:tab w:val="num" w:pos="0"/>
-        </w:tabs>
         <w:ind w:left="2160" w:hanging="360"/>
       </w:pPr>
       <w:rPr>
@@ -1238,9 +1467,6 @@
       <w:lvlText w:val="%4."/>
       <w:lvlJc w:val="left"/>
       <w:pPr>
-        <w:tabs>
-          <w:tab w:val="num" w:pos="0"/>
-        </w:tabs>
         <w:ind w:left="2880" w:hanging="360"/>
       </w:pPr>
       <w:rPr>
@@ -1253,9 +1479,6 @@
       <w:lvlText w:val="%5."/>
       <w:lvlJc w:val="left"/>
       <w:pPr>
-        <w:tabs>
-          <w:tab w:val="num" w:pos="0"/>
-        </w:tabs>
         <w:ind w:left="3600" w:hanging="360"/>
       </w:pPr>
       <w:rPr>
@@ -1268,9 +1491,6 @@
       <w:lvlText w:val="%6."/>
       <w:lvlJc w:val="right"/>
       <w:pPr>
-        <w:tabs>
-          <w:tab w:val="num" w:pos="0"/>
-        </w:tabs>
         <w:ind w:left="4320" w:hanging="360"/>
       </w:pPr>
       <w:rPr>
@@ -1283,9 +1503,6 @@
       <w:lvlText w:val="%7."/>
       <w:lvlJc w:val="left"/>
       <w:pPr>
-        <w:tabs>
-          <w:tab w:val="num" w:pos="0"/>
-        </w:tabs>
         <w:ind w:left="5040" w:hanging="360"/>
       </w:pPr>
       <w:rPr>
@@ -1298,9 +1515,6 @@
       <w:lvlText w:val="%8."/>
       <w:lvlJc w:val="left"/>
       <w:pPr>
-        <w:tabs>
-          <w:tab w:val="num" w:pos="0"/>
-        </w:tabs>
         <w:ind w:left="5760" w:hanging="360"/>
       </w:pPr>
       <w:rPr>
@@ -1313,20 +1527,255 @@
       <w:lvlText w:val="%9."/>
       <w:lvlJc w:val="right"/>
       <w:pPr>
+        <w:ind w:left="6480" w:hanging="360"/>
+      </w:pPr>
+      <w:rPr>
+        <w:u w:val="none"/>
+      </w:rPr>
+    </w:lvl>
+  </w:abstractNum>
+  <w:abstractNum w:abstractNumId="4" w15:restartNumberingAfterBreak="0">
+    <w:nsid w:val="3C42634D"/>
+    <w:multiLevelType w:val="multilevel"/>
+    <w:tmpl w:val="8B165A14"/>
+    <w:lvl w:ilvl="0">
+      <w:start w:val="1"/>
+      <w:numFmt w:val="bullet"/>
+      <w:lvlText w:val="o"/>
+      <w:lvlJc w:val="left"/>
+      <w:pPr>
         <w:tabs>
-          <w:tab w:val="num" w:pos="0"/>
+          <w:tab w:val="num" w:pos="720"/>
+        </w:tabs>
+        <w:ind w:left="720" w:hanging="360"/>
+      </w:pPr>
+      <w:rPr>
+        <w:rFonts w:ascii="Courier New" w:hAnsi="Courier New" w:hint="default"/>
+        <w:sz w:val="20"/>
+      </w:rPr>
+    </w:lvl>
+    <w:lvl w:ilvl="1" w:tentative="1">
+      <w:start w:val="1"/>
+      <w:numFmt w:val="bullet"/>
+      <w:lvlText w:val="o"/>
+      <w:lvlJc w:val="left"/>
+      <w:pPr>
+        <w:tabs>
+          <w:tab w:val="num" w:pos="1440"/>
+        </w:tabs>
+        <w:ind w:left="1440" w:hanging="360"/>
+      </w:pPr>
+      <w:rPr>
+        <w:rFonts w:ascii="Courier New" w:hAnsi="Courier New" w:hint="default"/>
+        <w:sz w:val="20"/>
+      </w:rPr>
+    </w:lvl>
+    <w:lvl w:ilvl="2" w:tentative="1">
+      <w:start w:val="1"/>
+      <w:numFmt w:val="bullet"/>
+      <w:lvlText w:val="o"/>
+      <w:lvlJc w:val="left"/>
+      <w:pPr>
+        <w:tabs>
+          <w:tab w:val="num" w:pos="2160"/>
+        </w:tabs>
+        <w:ind w:left="2160" w:hanging="360"/>
+      </w:pPr>
+      <w:rPr>
+        <w:rFonts w:ascii="Courier New" w:hAnsi="Courier New" w:hint="default"/>
+        <w:sz w:val="20"/>
+      </w:rPr>
+    </w:lvl>
+    <w:lvl w:ilvl="3" w:tentative="1">
+      <w:start w:val="1"/>
+      <w:numFmt w:val="bullet"/>
+      <w:lvlText w:val="o"/>
+      <w:lvlJc w:val="left"/>
+      <w:pPr>
+        <w:tabs>
+          <w:tab w:val="num" w:pos="2880"/>
+        </w:tabs>
+        <w:ind w:left="2880" w:hanging="360"/>
+      </w:pPr>
+      <w:rPr>
+        <w:rFonts w:ascii="Courier New" w:hAnsi="Courier New" w:hint="default"/>
+        <w:sz w:val="20"/>
+      </w:rPr>
+    </w:lvl>
+    <w:lvl w:ilvl="4" w:tentative="1">
+      <w:start w:val="1"/>
+      <w:numFmt w:val="bullet"/>
+      <w:lvlText w:val="o"/>
+      <w:lvlJc w:val="left"/>
+      <w:pPr>
+        <w:tabs>
+          <w:tab w:val="num" w:pos="3600"/>
+        </w:tabs>
+        <w:ind w:left="3600" w:hanging="360"/>
+      </w:pPr>
+      <w:rPr>
+        <w:rFonts w:ascii="Courier New" w:hAnsi="Courier New" w:hint="default"/>
+        <w:sz w:val="20"/>
+      </w:rPr>
+    </w:lvl>
+    <w:lvl w:ilvl="5" w:tentative="1">
+      <w:start w:val="1"/>
+      <w:numFmt w:val="bullet"/>
+      <w:lvlText w:val="o"/>
+      <w:lvlJc w:val="left"/>
+      <w:pPr>
+        <w:tabs>
+          <w:tab w:val="num" w:pos="4320"/>
+        </w:tabs>
+        <w:ind w:left="4320" w:hanging="360"/>
+      </w:pPr>
+      <w:rPr>
+        <w:rFonts w:ascii="Courier New" w:hAnsi="Courier New" w:hint="default"/>
+        <w:sz w:val="20"/>
+      </w:rPr>
+    </w:lvl>
+    <w:lvl w:ilvl="6" w:tentative="1">
+      <w:start w:val="1"/>
+      <w:numFmt w:val="bullet"/>
+      <w:lvlText w:val="o"/>
+      <w:lvlJc w:val="left"/>
+      <w:pPr>
+        <w:tabs>
+          <w:tab w:val="num" w:pos="5040"/>
+        </w:tabs>
+        <w:ind w:left="5040" w:hanging="360"/>
+      </w:pPr>
+      <w:rPr>
+        <w:rFonts w:ascii="Courier New" w:hAnsi="Courier New" w:hint="default"/>
+        <w:sz w:val="20"/>
+      </w:rPr>
+    </w:lvl>
+    <w:lvl w:ilvl="7" w:tentative="1">
+      <w:start w:val="1"/>
+      <w:numFmt w:val="bullet"/>
+      <w:lvlText w:val="o"/>
+      <w:lvlJc w:val="left"/>
+      <w:pPr>
+        <w:tabs>
+          <w:tab w:val="num" w:pos="5760"/>
+        </w:tabs>
+        <w:ind w:left="5760" w:hanging="360"/>
+      </w:pPr>
+      <w:rPr>
+        <w:rFonts w:ascii="Courier New" w:hAnsi="Courier New" w:hint="default"/>
+        <w:sz w:val="20"/>
+      </w:rPr>
+    </w:lvl>
+    <w:lvl w:ilvl="8" w:tentative="1">
+      <w:start w:val="1"/>
+      <w:numFmt w:val="bullet"/>
+      <w:lvlText w:val="o"/>
+      <w:lvlJc w:val="left"/>
+      <w:pPr>
+        <w:tabs>
+          <w:tab w:val="num" w:pos="6480"/>
         </w:tabs>
         <w:ind w:left="6480" w:hanging="360"/>
       </w:pPr>
       <w:rPr>
-        <w:u w:val="none"/>
+        <w:rFonts w:ascii="Courier New" w:hAnsi="Courier New" w:hint="default"/>
+        <w:sz w:val="20"/>
       </w:rPr>
     </w:lvl>
   </w:abstractNum>
   <w:abstractNum w:abstractNumId="5" w15:restartNumberingAfterBreak="0">
-    <w:nsid w:val="525C55F5"/>
+    <w:nsid w:val="3FFE3326"/>
+    <w:multiLevelType w:val="hybridMultilevel"/>
+    <w:tmpl w:val="36AA75D2"/>
+    <w:lvl w:ilvl="0" w:tplc="5FF4A436">
+      <w:start w:val="1"/>
+      <w:numFmt w:val="decimal"/>
+      <w:lvlText w:val="%1."/>
+      <w:lvlJc w:val="left"/>
+      <w:pPr>
+        <w:ind w:left="720" w:hanging="360"/>
+      </w:pPr>
+      <w:rPr>
+        <w:b/>
+      </w:rPr>
+    </w:lvl>
+    <w:lvl w:ilvl="1" w:tplc="04090019" w:tentative="1">
+      <w:start w:val="1"/>
+      <w:numFmt w:val="lowerLetter"/>
+      <w:lvlText w:val="%2."/>
+      <w:lvlJc w:val="left"/>
+      <w:pPr>
+        <w:ind w:left="1440" w:hanging="360"/>
+      </w:pPr>
+    </w:lvl>
+    <w:lvl w:ilvl="2" w:tplc="0409001B" w:tentative="1">
+      <w:start w:val="1"/>
+      <w:numFmt w:val="lowerRoman"/>
+      <w:lvlText w:val="%3."/>
+      <w:lvlJc w:val="right"/>
+      <w:pPr>
+        <w:ind w:left="2160" w:hanging="180"/>
+      </w:pPr>
+    </w:lvl>
+    <w:lvl w:ilvl="3" w:tplc="0409000F" w:tentative="1">
+      <w:start w:val="1"/>
+      <w:numFmt w:val="decimal"/>
+      <w:lvlText w:val="%4."/>
+      <w:lvlJc w:val="left"/>
+      <w:pPr>
+        <w:ind w:left="2880" w:hanging="360"/>
+      </w:pPr>
+    </w:lvl>
+    <w:lvl w:ilvl="4" w:tplc="04090019" w:tentative="1">
+      <w:start w:val="1"/>
+      <w:numFmt w:val="lowerLetter"/>
+      <w:lvlText w:val="%5."/>
+      <w:lvlJc w:val="left"/>
+      <w:pPr>
+        <w:ind w:left="3600" w:hanging="360"/>
+      </w:pPr>
+    </w:lvl>
+    <w:lvl w:ilvl="5" w:tplc="0409001B" w:tentative="1">
+      <w:start w:val="1"/>
+      <w:numFmt w:val="lowerRoman"/>
+      <w:lvlText w:val="%6."/>
+      <w:lvlJc w:val="right"/>
+      <w:pPr>
+        <w:ind w:left="4320" w:hanging="180"/>
+      </w:pPr>
+    </w:lvl>
+    <w:lvl w:ilvl="6" w:tplc="0409000F" w:tentative="1">
+      <w:start w:val="1"/>
+      <w:numFmt w:val="decimal"/>
+      <w:lvlText w:val="%7."/>
+      <w:lvlJc w:val="left"/>
+      <w:pPr>
+        <w:ind w:left="5040" w:hanging="360"/>
+      </w:pPr>
+    </w:lvl>
+    <w:lvl w:ilvl="7" w:tplc="04090019" w:tentative="1">
+      <w:start w:val="1"/>
+      <w:numFmt w:val="lowerLetter"/>
+      <w:lvlText w:val="%8."/>
+      <w:lvlJc w:val="left"/>
+      <w:pPr>
+        <w:ind w:left="5760" w:hanging="360"/>
+      </w:pPr>
+    </w:lvl>
+    <w:lvl w:ilvl="8" w:tplc="0409001B" w:tentative="1">
+      <w:start w:val="1"/>
+      <w:numFmt w:val="lowerRoman"/>
+      <w:lvlText w:val="%9."/>
+      <w:lvlJc w:val="right"/>
+      <w:pPr>
+        <w:ind w:left="6480" w:hanging="180"/>
+      </w:pPr>
+    </w:lvl>
+  </w:abstractNum>
+  <w:abstractNum w:abstractNumId="6" w15:restartNumberingAfterBreak="0">
+    <w:nsid w:val="401C3456"/>
     <w:multiLevelType w:val="multilevel"/>
-    <w:tmpl w:val="E0D6FD7A"/>
+    <w:tmpl w:val="0624027E"/>
     <w:lvl w:ilvl="0">
       <w:start w:val="1"/>
       <w:numFmt w:val="decimal"/>
@@ -1442,200 +1891,19 @@
       </w:rPr>
     </w:lvl>
   </w:abstractNum>
-  <w:abstractNum w:abstractNumId="6" w15:restartNumberingAfterBreak="0">
-    <w:nsid w:val="59CF2E90"/>
-    <w:multiLevelType w:val="hybridMultilevel"/>
-    <w:tmpl w:val="36AA75D2"/>
-    <w:lvl w:ilvl="0" w:tplc="5FF4A436">
+  <w:abstractNum w:abstractNumId="7" w15:restartNumberingAfterBreak="0">
+    <w:nsid w:val="499D4C36"/>
+    <w:multiLevelType w:val="multilevel"/>
+    <w:tmpl w:val="CD502C96"/>
+    <w:lvl w:ilvl="0">
       <w:start w:val="1"/>
       <w:numFmt w:val="decimal"/>
       <w:lvlText w:val="%1."/>
       <w:lvlJc w:val="left"/>
       <w:pPr>
-        <w:ind w:left="720" w:hanging="360"/>
-      </w:pPr>
-      <w:rPr>
-        <w:b/>
-      </w:rPr>
-    </w:lvl>
-    <w:lvl w:ilvl="1" w:tplc="04090019" w:tentative="1">
-      <w:start w:val="1"/>
-      <w:numFmt w:val="lowerLetter"/>
-      <w:lvlText w:val="%2."/>
-      <w:lvlJc w:val="left"/>
-      <w:pPr>
-        <w:ind w:left="1440" w:hanging="360"/>
-      </w:pPr>
-    </w:lvl>
-    <w:lvl w:ilvl="2" w:tplc="0409001B" w:tentative="1">
-      <w:start w:val="1"/>
-      <w:numFmt w:val="lowerRoman"/>
-      <w:lvlText w:val="%3."/>
-      <w:lvlJc w:val="right"/>
-      <w:pPr>
-        <w:ind w:left="2160" w:hanging="180"/>
-      </w:pPr>
-    </w:lvl>
-    <w:lvl w:ilvl="3" w:tplc="0409000F" w:tentative="1">
-      <w:start w:val="1"/>
-      <w:numFmt w:val="decimal"/>
-      <w:lvlText w:val="%4."/>
-      <w:lvlJc w:val="left"/>
-      <w:pPr>
-        <w:ind w:left="2880" w:hanging="360"/>
-      </w:pPr>
-    </w:lvl>
-    <w:lvl w:ilvl="4" w:tplc="04090019" w:tentative="1">
-      <w:start w:val="1"/>
-      <w:numFmt w:val="lowerLetter"/>
-      <w:lvlText w:val="%5."/>
-      <w:lvlJc w:val="left"/>
-      <w:pPr>
-        <w:ind w:left="3600" w:hanging="360"/>
-      </w:pPr>
-    </w:lvl>
-    <w:lvl w:ilvl="5" w:tplc="0409001B" w:tentative="1">
-      <w:start w:val="1"/>
-      <w:numFmt w:val="lowerRoman"/>
-      <w:lvlText w:val="%6."/>
-      <w:lvlJc w:val="right"/>
-      <w:pPr>
-        <w:ind w:left="4320" w:hanging="180"/>
-      </w:pPr>
-    </w:lvl>
-    <w:lvl w:ilvl="6" w:tplc="0409000F" w:tentative="1">
-      <w:start w:val="1"/>
-      <w:numFmt w:val="decimal"/>
-      <w:lvlText w:val="%7."/>
-      <w:lvlJc w:val="left"/>
-      <w:pPr>
-        <w:ind w:left="5040" w:hanging="360"/>
-      </w:pPr>
-    </w:lvl>
-    <w:lvl w:ilvl="7" w:tplc="04090019" w:tentative="1">
-      <w:start w:val="1"/>
-      <w:numFmt w:val="lowerLetter"/>
-      <w:lvlText w:val="%8."/>
-      <w:lvlJc w:val="left"/>
-      <w:pPr>
-        <w:ind w:left="5760" w:hanging="360"/>
-      </w:pPr>
-    </w:lvl>
-    <w:lvl w:ilvl="8" w:tplc="0409001B" w:tentative="1">
-      <w:start w:val="1"/>
-      <w:numFmt w:val="lowerRoman"/>
-      <w:lvlText w:val="%9."/>
-      <w:lvlJc w:val="right"/>
-      <w:pPr>
-        <w:ind w:left="6480" w:hanging="180"/>
-      </w:pPr>
-    </w:lvl>
-  </w:abstractNum>
-  <w:abstractNum w:abstractNumId="7" w15:restartNumberingAfterBreak="0">
-    <w:nsid w:val="6D9C44B5"/>
-    <w:multiLevelType w:val="multilevel"/>
-    <w:tmpl w:val="0DD27E9A"/>
-    <w:lvl w:ilvl="0">
-      <w:start w:val="1"/>
-      <w:numFmt w:val="none"/>
-      <w:suff w:val="nothing"/>
-      <w:lvlText w:val=""/>
-      <w:lvlJc w:val="left"/>
-      <w:pPr>
-        <w:ind w:left="0" w:firstLine="0"/>
-      </w:pPr>
-    </w:lvl>
-    <w:lvl w:ilvl="1">
-      <w:start w:val="1"/>
-      <w:numFmt w:val="none"/>
-      <w:suff w:val="nothing"/>
-      <w:lvlText w:val=""/>
-      <w:lvlJc w:val="left"/>
-      <w:pPr>
-        <w:ind w:left="0" w:firstLine="0"/>
-      </w:pPr>
-    </w:lvl>
-    <w:lvl w:ilvl="2">
-      <w:start w:val="1"/>
-      <w:numFmt w:val="none"/>
-      <w:suff w:val="nothing"/>
-      <w:lvlText w:val=""/>
-      <w:lvlJc w:val="left"/>
-      <w:pPr>
-        <w:ind w:left="0" w:firstLine="0"/>
-      </w:pPr>
-    </w:lvl>
-    <w:lvl w:ilvl="3">
-      <w:start w:val="1"/>
-      <w:numFmt w:val="none"/>
-      <w:suff w:val="nothing"/>
-      <w:lvlText w:val=""/>
-      <w:lvlJc w:val="left"/>
-      <w:pPr>
-        <w:ind w:left="0" w:firstLine="0"/>
-      </w:pPr>
-    </w:lvl>
-    <w:lvl w:ilvl="4">
-      <w:start w:val="1"/>
-      <w:numFmt w:val="none"/>
-      <w:suff w:val="nothing"/>
-      <w:lvlText w:val=""/>
-      <w:lvlJc w:val="left"/>
-      <w:pPr>
-        <w:ind w:left="0" w:firstLine="0"/>
-      </w:pPr>
-    </w:lvl>
-    <w:lvl w:ilvl="5">
-      <w:start w:val="1"/>
-      <w:numFmt w:val="none"/>
-      <w:suff w:val="nothing"/>
-      <w:lvlText w:val=""/>
-      <w:lvlJc w:val="left"/>
-      <w:pPr>
-        <w:ind w:left="0" w:firstLine="0"/>
-      </w:pPr>
-    </w:lvl>
-    <w:lvl w:ilvl="6">
-      <w:start w:val="1"/>
-      <w:numFmt w:val="none"/>
-      <w:suff w:val="nothing"/>
-      <w:lvlText w:val=""/>
-      <w:lvlJc w:val="left"/>
-      <w:pPr>
-        <w:ind w:left="0" w:firstLine="0"/>
-      </w:pPr>
-    </w:lvl>
-    <w:lvl w:ilvl="7">
-      <w:start w:val="1"/>
-      <w:numFmt w:val="none"/>
-      <w:suff w:val="nothing"/>
-      <w:lvlText w:val=""/>
-      <w:lvlJc w:val="left"/>
-      <w:pPr>
-        <w:ind w:left="0" w:firstLine="0"/>
-      </w:pPr>
-    </w:lvl>
-    <w:lvl w:ilvl="8">
-      <w:start w:val="1"/>
-      <w:numFmt w:val="none"/>
-      <w:suff w:val="nothing"/>
-      <w:lvlText w:val=""/>
-      <w:lvlJc w:val="left"/>
-      <w:pPr>
-        <w:ind w:left="0" w:firstLine="0"/>
-      </w:pPr>
-    </w:lvl>
-  </w:abstractNum>
-  <w:abstractNum w:abstractNumId="8" w15:restartNumberingAfterBreak="0">
-    <w:nsid w:val="77D572D8"/>
-    <w:multiLevelType w:val="multilevel"/>
-    <w:tmpl w:val="2784573E"/>
-    <w:lvl w:ilvl="0">
-      <w:start w:val="1"/>
-      <w:numFmt w:val="decimal"/>
-      <w:lvlText w:val="%1."/>
-      <w:lvlJc w:val="left"/>
-      <w:pPr>
+        <w:tabs>
+          <w:tab w:val="num" w:pos="0"/>
+        </w:tabs>
         <w:ind w:left="360" w:hanging="360"/>
       </w:pPr>
       <w:rPr>
@@ -1653,11 +1921,13 @@
       <w:lvlText w:val=""/>
       <w:lvlJc w:val="left"/>
       <w:pPr>
+        <w:tabs>
+          <w:tab w:val="num" w:pos="0"/>
+        </w:tabs>
         <w:ind w:left="1440" w:hanging="360"/>
       </w:pPr>
       <w:rPr>
         <w:rFonts w:ascii="Wingdings 2" w:hAnsi="Wingdings 2" w:cs="Wingdings 2" w:hint="default"/>
-        <w:u w:val="none"/>
       </w:rPr>
     </w:lvl>
     <w:lvl w:ilvl="2">
@@ -1666,6 +1936,9 @@
       <w:lvlText w:val="%3."/>
       <w:lvlJc w:val="right"/>
       <w:pPr>
+        <w:tabs>
+          <w:tab w:val="num" w:pos="0"/>
+        </w:tabs>
         <w:ind w:left="2160" w:hanging="360"/>
       </w:pPr>
       <w:rPr>
@@ -1678,6 +1951,9 @@
       <w:lvlText w:val="%4."/>
       <w:lvlJc w:val="left"/>
       <w:pPr>
+        <w:tabs>
+          <w:tab w:val="num" w:pos="0"/>
+        </w:tabs>
         <w:ind w:left="2880" w:hanging="360"/>
       </w:pPr>
       <w:rPr>
@@ -1690,6 +1966,9 @@
       <w:lvlText w:val="%5."/>
       <w:lvlJc w:val="left"/>
       <w:pPr>
+        <w:tabs>
+          <w:tab w:val="num" w:pos="0"/>
+        </w:tabs>
         <w:ind w:left="3600" w:hanging="360"/>
       </w:pPr>
       <w:rPr>
@@ -1702,6 +1981,9 @@
       <w:lvlText w:val="%6."/>
       <w:lvlJc w:val="right"/>
       <w:pPr>
+        <w:tabs>
+          <w:tab w:val="num" w:pos="0"/>
+        </w:tabs>
         <w:ind w:left="4320" w:hanging="360"/>
       </w:pPr>
       <w:rPr>
@@ -1714,6 +1996,9 @@
       <w:lvlText w:val="%7."/>
       <w:lvlJc w:val="left"/>
       <w:pPr>
+        <w:tabs>
+          <w:tab w:val="num" w:pos="0"/>
+        </w:tabs>
         <w:ind w:left="5040" w:hanging="360"/>
       </w:pPr>
       <w:rPr>
@@ -1726,6 +2011,9 @@
       <w:lvlText w:val="%8."/>
       <w:lvlJc w:val="left"/>
       <w:pPr>
+        <w:tabs>
+          <w:tab w:val="num" w:pos="0"/>
+        </w:tabs>
         <w:ind w:left="5760" w:hanging="360"/>
       </w:pPr>
       <w:rPr>
@@ -1738,6 +2026,9 @@
       <w:lvlText w:val="%9."/>
       <w:lvlJc w:val="right"/>
       <w:pPr>
+        <w:tabs>
+          <w:tab w:val="num" w:pos="0"/>
+        </w:tabs>
         <w:ind w:left="6480" w:hanging="360"/>
       </w:pPr>
       <w:rPr>
@@ -1745,38 +2036,469 @@
       </w:rPr>
     </w:lvl>
   </w:abstractNum>
-  <w:num w:numId="1">
+  <w:abstractNum w:abstractNumId="8" w15:restartNumberingAfterBreak="0">
+    <w:nsid w:val="525C55F5"/>
+    <w:multiLevelType w:val="multilevel"/>
+    <w:tmpl w:val="E0D6FD7A"/>
+    <w:lvl w:ilvl="0">
+      <w:start w:val="1"/>
+      <w:numFmt w:val="decimal"/>
+      <w:lvlText w:val="%1."/>
+      <w:lvlJc w:val="left"/>
+      <w:pPr>
+        <w:ind w:left="360" w:hanging="360"/>
+      </w:pPr>
+      <w:rPr>
+        <w:b/>
+        <w:bCs w:val="0"/>
+        <w:i w:val="0"/>
+        <w:color w:val="000000"/>
+        <w:sz w:val="20"/>
+        <w:u w:val="none"/>
+      </w:rPr>
+    </w:lvl>
+    <w:lvl w:ilvl="1">
+      <w:start w:val="1"/>
+      <w:numFmt w:val="bullet"/>
+      <w:lvlText w:val=""/>
+      <w:lvlJc w:val="left"/>
+      <w:pPr>
+        <w:ind w:left="1440" w:hanging="360"/>
+      </w:pPr>
+      <w:rPr>
+        <w:rFonts w:ascii="Wingdings 2" w:hAnsi="Wingdings 2" w:cs="Wingdings 2" w:hint="default"/>
+        <w:u w:val="none"/>
+      </w:rPr>
+    </w:lvl>
+    <w:lvl w:ilvl="2">
+      <w:start w:val="1"/>
+      <w:numFmt w:val="lowerRoman"/>
+      <w:lvlText w:val="%3."/>
+      <w:lvlJc w:val="right"/>
+      <w:pPr>
+        <w:ind w:left="2160" w:hanging="360"/>
+      </w:pPr>
+      <w:rPr>
+        <w:u w:val="none"/>
+      </w:rPr>
+    </w:lvl>
+    <w:lvl w:ilvl="3">
+      <w:start w:val="1"/>
+      <w:numFmt w:val="decimal"/>
+      <w:lvlText w:val="%4."/>
+      <w:lvlJc w:val="left"/>
+      <w:pPr>
+        <w:ind w:left="2880" w:hanging="360"/>
+      </w:pPr>
+      <w:rPr>
+        <w:u w:val="none"/>
+      </w:rPr>
+    </w:lvl>
+    <w:lvl w:ilvl="4">
+      <w:start w:val="1"/>
+      <w:numFmt w:val="lowerLetter"/>
+      <w:lvlText w:val="%5."/>
+      <w:lvlJc w:val="left"/>
+      <w:pPr>
+        <w:ind w:left="3600" w:hanging="360"/>
+      </w:pPr>
+      <w:rPr>
+        <w:u w:val="none"/>
+      </w:rPr>
+    </w:lvl>
+    <w:lvl w:ilvl="5">
+      <w:start w:val="1"/>
+      <w:numFmt w:val="lowerRoman"/>
+      <w:lvlText w:val="%6."/>
+      <w:lvlJc w:val="right"/>
+      <w:pPr>
+        <w:ind w:left="4320" w:hanging="360"/>
+      </w:pPr>
+      <w:rPr>
+        <w:u w:val="none"/>
+      </w:rPr>
+    </w:lvl>
+    <w:lvl w:ilvl="6">
+      <w:start w:val="1"/>
+      <w:numFmt w:val="decimal"/>
+      <w:lvlText w:val="%7."/>
+      <w:lvlJc w:val="left"/>
+      <w:pPr>
+        <w:ind w:left="5040" w:hanging="360"/>
+      </w:pPr>
+      <w:rPr>
+        <w:u w:val="none"/>
+      </w:rPr>
+    </w:lvl>
+    <w:lvl w:ilvl="7">
+      <w:start w:val="1"/>
+      <w:numFmt w:val="lowerLetter"/>
+      <w:lvlText w:val="%8."/>
+      <w:lvlJc w:val="left"/>
+      <w:pPr>
+        <w:ind w:left="5760" w:hanging="360"/>
+      </w:pPr>
+      <w:rPr>
+        <w:u w:val="none"/>
+      </w:rPr>
+    </w:lvl>
+    <w:lvl w:ilvl="8">
+      <w:start w:val="1"/>
+      <w:numFmt w:val="lowerRoman"/>
+      <w:lvlText w:val="%9."/>
+      <w:lvlJc w:val="right"/>
+      <w:pPr>
+        <w:ind w:left="6480" w:hanging="360"/>
+      </w:pPr>
+      <w:rPr>
+        <w:u w:val="none"/>
+      </w:rPr>
+    </w:lvl>
+  </w:abstractNum>
+  <w:abstractNum w:abstractNumId="9" w15:restartNumberingAfterBreak="0">
+    <w:nsid w:val="59CF2E90"/>
+    <w:multiLevelType w:val="hybridMultilevel"/>
+    <w:tmpl w:val="36AA75D2"/>
+    <w:lvl w:ilvl="0" w:tplc="5FF4A436">
+      <w:start w:val="1"/>
+      <w:numFmt w:val="decimal"/>
+      <w:lvlText w:val="%1."/>
+      <w:lvlJc w:val="left"/>
+      <w:pPr>
+        <w:ind w:left="720" w:hanging="360"/>
+      </w:pPr>
+      <w:rPr>
+        <w:b/>
+      </w:rPr>
+    </w:lvl>
+    <w:lvl w:ilvl="1" w:tplc="04090019" w:tentative="1">
+      <w:start w:val="1"/>
+      <w:numFmt w:val="lowerLetter"/>
+      <w:lvlText w:val="%2."/>
+      <w:lvlJc w:val="left"/>
+      <w:pPr>
+        <w:ind w:left="1440" w:hanging="360"/>
+      </w:pPr>
+    </w:lvl>
+    <w:lvl w:ilvl="2" w:tplc="0409001B" w:tentative="1">
+      <w:start w:val="1"/>
+      <w:numFmt w:val="lowerRoman"/>
+      <w:lvlText w:val="%3."/>
+      <w:lvlJc w:val="right"/>
+      <w:pPr>
+        <w:ind w:left="2160" w:hanging="180"/>
+      </w:pPr>
+    </w:lvl>
+    <w:lvl w:ilvl="3" w:tplc="0409000F" w:tentative="1">
+      <w:start w:val="1"/>
+      <w:numFmt w:val="decimal"/>
+      <w:lvlText w:val="%4."/>
+      <w:lvlJc w:val="left"/>
+      <w:pPr>
+        <w:ind w:left="2880" w:hanging="360"/>
+      </w:pPr>
+    </w:lvl>
+    <w:lvl w:ilvl="4" w:tplc="04090019" w:tentative="1">
+      <w:start w:val="1"/>
+      <w:numFmt w:val="lowerLetter"/>
+      <w:lvlText w:val="%5."/>
+      <w:lvlJc w:val="left"/>
+      <w:pPr>
+        <w:ind w:left="3600" w:hanging="360"/>
+      </w:pPr>
+    </w:lvl>
+    <w:lvl w:ilvl="5" w:tplc="0409001B" w:tentative="1">
+      <w:start w:val="1"/>
+      <w:numFmt w:val="lowerRoman"/>
+      <w:lvlText w:val="%6."/>
+      <w:lvlJc w:val="right"/>
+      <w:pPr>
+        <w:ind w:left="4320" w:hanging="180"/>
+      </w:pPr>
+    </w:lvl>
+    <w:lvl w:ilvl="6" w:tplc="0409000F" w:tentative="1">
+      <w:start w:val="1"/>
+      <w:numFmt w:val="decimal"/>
+      <w:lvlText w:val="%7."/>
+      <w:lvlJc w:val="left"/>
+      <w:pPr>
+        <w:ind w:left="5040" w:hanging="360"/>
+      </w:pPr>
+    </w:lvl>
+    <w:lvl w:ilvl="7" w:tplc="04090019" w:tentative="1">
+      <w:start w:val="1"/>
+      <w:numFmt w:val="lowerLetter"/>
+      <w:lvlText w:val="%8."/>
+      <w:lvlJc w:val="left"/>
+      <w:pPr>
+        <w:ind w:left="5760" w:hanging="360"/>
+      </w:pPr>
+    </w:lvl>
+    <w:lvl w:ilvl="8" w:tplc="0409001B" w:tentative="1">
+      <w:start w:val="1"/>
+      <w:numFmt w:val="lowerRoman"/>
+      <w:lvlText w:val="%9."/>
+      <w:lvlJc w:val="right"/>
+      <w:pPr>
+        <w:ind w:left="6480" w:hanging="180"/>
+      </w:pPr>
+    </w:lvl>
+  </w:abstractNum>
+  <w:abstractNum w:abstractNumId="10" w15:restartNumberingAfterBreak="0">
+    <w:nsid w:val="6D9C44B5"/>
+    <w:multiLevelType w:val="multilevel"/>
+    <w:tmpl w:val="0DD27E9A"/>
+    <w:lvl w:ilvl="0">
+      <w:start w:val="1"/>
+      <w:numFmt w:val="none"/>
+      <w:suff w:val="nothing"/>
+      <w:lvlText w:val=""/>
+      <w:lvlJc w:val="left"/>
+      <w:pPr>
+        <w:ind w:left="0" w:firstLine="0"/>
+      </w:pPr>
+    </w:lvl>
+    <w:lvl w:ilvl="1">
+      <w:start w:val="1"/>
+      <w:numFmt w:val="none"/>
+      <w:suff w:val="nothing"/>
+      <w:lvlText w:val=""/>
+      <w:lvlJc w:val="left"/>
+      <w:pPr>
+        <w:ind w:left="0" w:firstLine="0"/>
+      </w:pPr>
+    </w:lvl>
+    <w:lvl w:ilvl="2">
+      <w:start w:val="1"/>
+      <w:numFmt w:val="none"/>
+      <w:suff w:val="nothing"/>
+      <w:lvlText w:val=""/>
+      <w:lvlJc w:val="left"/>
+      <w:pPr>
+        <w:ind w:left="0" w:firstLine="0"/>
+      </w:pPr>
+    </w:lvl>
+    <w:lvl w:ilvl="3">
+      <w:start w:val="1"/>
+      <w:numFmt w:val="none"/>
+      <w:suff w:val="nothing"/>
+      <w:lvlText w:val=""/>
+      <w:lvlJc w:val="left"/>
+      <w:pPr>
+        <w:ind w:left="0" w:firstLine="0"/>
+      </w:pPr>
+    </w:lvl>
+    <w:lvl w:ilvl="4">
+      <w:start w:val="1"/>
+      <w:numFmt w:val="none"/>
+      <w:suff w:val="nothing"/>
+      <w:lvlText w:val=""/>
+      <w:lvlJc w:val="left"/>
+      <w:pPr>
+        <w:ind w:left="0" w:firstLine="0"/>
+      </w:pPr>
+    </w:lvl>
+    <w:lvl w:ilvl="5">
+      <w:start w:val="1"/>
+      <w:numFmt w:val="none"/>
+      <w:suff w:val="nothing"/>
+      <w:lvlText w:val=""/>
+      <w:lvlJc w:val="left"/>
+      <w:pPr>
+        <w:ind w:left="0" w:firstLine="0"/>
+      </w:pPr>
+    </w:lvl>
+    <w:lvl w:ilvl="6">
+      <w:start w:val="1"/>
+      <w:numFmt w:val="none"/>
+      <w:suff w:val="nothing"/>
+      <w:lvlText w:val=""/>
+      <w:lvlJc w:val="left"/>
+      <w:pPr>
+        <w:ind w:left="0" w:firstLine="0"/>
+      </w:pPr>
+    </w:lvl>
+    <w:lvl w:ilvl="7">
+      <w:start w:val="1"/>
+      <w:numFmt w:val="none"/>
+      <w:suff w:val="nothing"/>
+      <w:lvlText w:val=""/>
+      <w:lvlJc w:val="left"/>
+      <w:pPr>
+        <w:ind w:left="0" w:firstLine="0"/>
+      </w:pPr>
+    </w:lvl>
+    <w:lvl w:ilvl="8">
+      <w:start w:val="1"/>
+      <w:numFmt w:val="none"/>
+      <w:suff w:val="nothing"/>
+      <w:lvlText w:val=""/>
+      <w:lvlJc w:val="left"/>
+      <w:pPr>
+        <w:ind w:left="0" w:firstLine="0"/>
+      </w:pPr>
+    </w:lvl>
+  </w:abstractNum>
+  <w:abstractNum w:abstractNumId="11" w15:restartNumberingAfterBreak="0">
+    <w:nsid w:val="77D572D8"/>
+    <w:multiLevelType w:val="multilevel"/>
+    <w:tmpl w:val="2784573E"/>
+    <w:lvl w:ilvl="0">
+      <w:start w:val="1"/>
+      <w:numFmt w:val="decimal"/>
+      <w:lvlText w:val="%1."/>
+      <w:lvlJc w:val="left"/>
+      <w:pPr>
+        <w:ind w:left="360" w:hanging="360"/>
+      </w:pPr>
+      <w:rPr>
+        <w:b/>
+        <w:bCs w:val="0"/>
+        <w:i w:val="0"/>
+        <w:color w:val="000000"/>
+        <w:sz w:val="20"/>
+        <w:u w:val="none"/>
+      </w:rPr>
+    </w:lvl>
+    <w:lvl w:ilvl="1">
+      <w:start w:val="1"/>
+      <w:numFmt w:val="bullet"/>
+      <w:lvlText w:val=""/>
+      <w:lvlJc w:val="left"/>
+      <w:pPr>
+        <w:ind w:left="1440" w:hanging="360"/>
+      </w:pPr>
+      <w:rPr>
+        <w:rFonts w:ascii="Wingdings 2" w:hAnsi="Wingdings 2" w:cs="Wingdings 2" w:hint="default"/>
+        <w:u w:val="none"/>
+      </w:rPr>
+    </w:lvl>
+    <w:lvl w:ilvl="2">
+      <w:start w:val="1"/>
+      <w:numFmt w:val="lowerRoman"/>
+      <w:lvlText w:val="%3."/>
+      <w:lvlJc w:val="right"/>
+      <w:pPr>
+        <w:ind w:left="2160" w:hanging="360"/>
+      </w:pPr>
+      <w:rPr>
+        <w:u w:val="none"/>
+      </w:rPr>
+    </w:lvl>
+    <w:lvl w:ilvl="3">
+      <w:start w:val="1"/>
+      <w:numFmt w:val="decimal"/>
+      <w:lvlText w:val="%4."/>
+      <w:lvlJc w:val="left"/>
+      <w:pPr>
+        <w:ind w:left="2880" w:hanging="360"/>
+      </w:pPr>
+      <w:rPr>
+        <w:u w:val="none"/>
+      </w:rPr>
+    </w:lvl>
+    <w:lvl w:ilvl="4">
+      <w:start w:val="1"/>
+      <w:numFmt w:val="lowerLetter"/>
+      <w:lvlText w:val="%5."/>
+      <w:lvlJc w:val="left"/>
+      <w:pPr>
+        <w:ind w:left="3600" w:hanging="360"/>
+      </w:pPr>
+      <w:rPr>
+        <w:u w:val="none"/>
+      </w:rPr>
+    </w:lvl>
+    <w:lvl w:ilvl="5">
+      <w:start w:val="1"/>
+      <w:numFmt w:val="lowerRoman"/>
+      <w:lvlText w:val="%6."/>
+      <w:lvlJc w:val="right"/>
+      <w:pPr>
+        <w:ind w:left="4320" w:hanging="360"/>
+      </w:pPr>
+      <w:rPr>
+        <w:u w:val="none"/>
+      </w:rPr>
+    </w:lvl>
+    <w:lvl w:ilvl="6">
+      <w:start w:val="1"/>
+      <w:numFmt w:val="decimal"/>
+      <w:lvlText w:val="%7."/>
+      <w:lvlJc w:val="left"/>
+      <w:pPr>
+        <w:ind w:left="5040" w:hanging="360"/>
+      </w:pPr>
+      <w:rPr>
+        <w:u w:val="none"/>
+      </w:rPr>
+    </w:lvl>
+    <w:lvl w:ilvl="7">
+      <w:start w:val="1"/>
+      <w:numFmt w:val="lowerLetter"/>
+      <w:lvlText w:val="%8."/>
+      <w:lvlJc w:val="left"/>
+      <w:pPr>
+        <w:ind w:left="5760" w:hanging="360"/>
+      </w:pPr>
+      <w:rPr>
+        <w:u w:val="none"/>
+      </w:rPr>
+    </w:lvl>
+    <w:lvl w:ilvl="8">
+      <w:start w:val="1"/>
+      <w:numFmt w:val="lowerRoman"/>
+      <w:lvlText w:val="%9."/>
+      <w:lvlJc w:val="right"/>
+      <w:pPr>
+        <w:ind w:left="6480" w:hanging="360"/>
+      </w:pPr>
+      <w:rPr>
+        <w:u w:val="none"/>
+      </w:rPr>
+    </w:lvl>
+  </w:abstractNum>
+  <w:num w:numId="1" w16cid:durableId="580719157">
+    <w:abstractNumId w:val="8"/>
+  </w:num>
+  <w:num w:numId="2" w16cid:durableId="1629778260">
+    <w:abstractNumId w:val="11"/>
+  </w:num>
+  <w:num w:numId="3" w16cid:durableId="428821263">
+    <w:abstractNumId w:val="2"/>
+  </w:num>
+  <w:num w:numId="4" w16cid:durableId="1749301549">
+    <w:abstractNumId w:val="6"/>
+  </w:num>
+  <w:num w:numId="5" w16cid:durableId="1328636448">
+    <w:abstractNumId w:val="10"/>
+  </w:num>
+  <w:num w:numId="6" w16cid:durableId="1623144882">
+    <w:abstractNumId w:val="7"/>
+  </w:num>
+  <w:num w:numId="7" w16cid:durableId="839000598">
+    <w:abstractNumId w:val="1"/>
+  </w:num>
+  <w:num w:numId="8" w16cid:durableId="1744643812">
     <w:abstractNumId w:val="5"/>
   </w:num>
-  <w:num w:numId="2">
-    <w:abstractNumId w:val="8"/>
+  <w:num w:numId="9" w16cid:durableId="1330599054">
+    <w:abstractNumId w:val="9"/>
   </w:num>
-  <w:num w:numId="3">
-    <w:abstractNumId w:val="1"/>
+  <w:num w:numId="10" w16cid:durableId="1750420546">
+    <w:abstractNumId w:val="0"/>
   </w:num>
-  <w:num w:numId="4">
+  <w:num w:numId="11" w16cid:durableId="1495028575">
     <w:abstractNumId w:val="3"/>
   </w:num>
-  <w:num w:numId="5">
-    <w:abstractNumId w:val="7"/>
-  </w:num>
-  <w:num w:numId="6">
+  <w:num w:numId="12" w16cid:durableId="39133187">
     <w:abstractNumId w:val="4"/>
-  </w:num>
-  <w:num w:numId="7">
-    <w:abstractNumId w:val="0"/>
-  </w:num>
-  <w:num w:numId="8">
-    <w:abstractNumId w:val="2"/>
-  </w:num>
-  <w:num w:numId="9">
-    <w:abstractNumId w:val="6"/>
   </w:num>
 </w:numbering>
 </file>
 
 <file path=word/styles.xml><?xml version="1.0" encoding="utf-8"?>
-<w:styles xmlns:mc="http://schemas.openxmlformats.org/markup-compatibility/2006" xmlns:r="http://schemas.openxmlformats.org/officeDocument/2006/relationships" xmlns:w="http://schemas.openxmlformats.org/wordprocessingml/2006/main" xmlns:w14="http://schemas.microsoft.com/office/word/2010/wordml" xmlns:w15="http://schemas.microsoft.com/office/word/2012/wordml" xmlns:w16cid="http://schemas.microsoft.com/office/word/2016/wordml/cid" xmlns:w16se="http://schemas.microsoft.com/office/word/2015/wordml/symex" mc:Ignorable="w14 w15 w16se w16cid">
+<w:styles xmlns:mc="http://schemas.openxmlformats.org/markup-compatibility/2006" xmlns:r="http://schemas.openxmlformats.org/officeDocument/2006/relationships" xmlns:w="http://schemas.openxmlformats.org/wordprocessingml/2006/main" xmlns:w14="http://schemas.microsoft.com/office/word/2010/wordml" xmlns:w15="http://schemas.microsoft.com/office/word/2012/wordml" xmlns:w16cex="http://schemas.microsoft.com/office/word/2018/wordml/cex" xmlns:w16cid="http://schemas.microsoft.com/office/word/2016/wordml/cid" xmlns:w16="http://schemas.microsoft.com/office/word/2018/wordml" xmlns:w16sdtdh="http://schemas.microsoft.com/office/word/2020/wordml/sdtdatahash" xmlns:w16sdtfl="http://schemas.microsoft.com/office/word/2024/wordml/sdtformatlock" xmlns:w16se="http://schemas.microsoft.com/office/word/2015/wordml/symex" xmlns:w16du="http://schemas.microsoft.com/office/word/2023/wordml/word16du" mc:Ignorable="w14 w15 w16se w16cid w16 w16cex w16sdtdh w16sdtfl w16du">
   <w:docDefaults>
     <w:rPrDefault>
       <w:rPr>
@@ -1787,7 +2509,7 @@
     </w:rPrDefault>
     <w:pPrDefault/>
   </w:docDefaults>
-  <w:latentStyles w:defLockedState="0" w:defUIPriority="99" w:defSemiHidden="0" w:defUnhideWhenUsed="0" w:defQFormat="0" w:count="375">
+  <w:latentStyles w:defLockedState="0" w:defUIPriority="99" w:defSemiHidden="0" w:defUnhideWhenUsed="0" w:defQFormat="0" w:count="376">
     <w:lsdException w:name="Normal" w:uiPriority="0" w:qFormat="1"/>
     <w:lsdException w:name="heading 1" w:uiPriority="9" w:qFormat="1"/>
     <w:lsdException w:name="heading 2" w:semiHidden="1" w:uiPriority="9" w:unhideWhenUsed="1" w:qFormat="1"/>
@@ -2163,6 +2885,7 @@
     <w:lsdException w:name="Smart Hyperlink" w:semiHidden="1" w:unhideWhenUsed="1"/>
     <w:lsdException w:name="Hashtag" w:semiHidden="1" w:unhideWhenUsed="1"/>
     <w:lsdException w:name="Unresolved Mention" w:semiHidden="1" w:unhideWhenUsed="1"/>
+    <w:lsdException w:name="Smart Link" w:semiHidden="1" w:unhideWhenUsed="1"/>
   </w:latentStyles>
   <w:style w:type="paragraph" w:default="1" w:styleId="Normal">
     <w:name w:val="Normal"/>
@@ -2840,12 +3563,12 @@
     <w:qFormat/>
     <w:rsid w:val="00F47A36"/>
     <w:pPr>
-      <w:jc w:val="center"/>
-      <w:shd w:val="clear" w:color="auto" w:fill="17406D"/>
       <w:pBdr>
         <w:top w:val="single" w:sz="48" w:space="1" w:color="17406D"/>
         <w:bottom w:val="single" w:sz="48" w:space="1" w:color="17406D"/>
       </w:pBdr>
+      <w:shd w:val="clear" w:color="auto" w:fill="17406D"/>
+      <w:jc w:val="center"/>
     </w:pPr>
     <w:rPr>
       <w:rFonts w:asciiTheme="majorHAnsi" w:eastAsiaTheme="majorEastAsia" w:hAnsiTheme="majorHAnsi" w:cstheme="majorBidi"/>
